--- a/docs/wizards/Sage300SDK_LanguageResourceWizard.docx
+++ b/docs/wizards/Sage300SDK_LanguageResourceWizard.docx
@@ -1,6 +1,6 @@
 
 <file path=word/document.xml><?xml version="1.0" encoding="utf-8"?>
-<w:document xmlns:wpc="http://schemas.microsoft.com/office/word/2010/wordprocessingCanvas" xmlns:cx="http://schemas.microsoft.com/office/drawing/2014/chartex" xmlns:cx1="http://schemas.microsoft.com/office/drawing/2015/9/8/chartex" xmlns:cx2="http://schemas.microsoft.com/office/drawing/2015/10/21/chartex" xmlns:cx3="http://schemas.microsoft.com/office/drawing/2016/5/9/chartex" xmlns:cx4="http://schemas.microsoft.com/office/drawing/2016/5/10/chartex" xmlns:cx5="http://schemas.microsoft.com/office/drawing/2016/5/11/chartex" xmlns:cx6="http://schemas.microsoft.com/office/drawing/2016/5/12/chartex" xmlns:cx7="http://schemas.microsoft.com/office/drawing/2016/5/13/chartex" xmlns:cx8="http://schemas.microsoft.com/office/drawing/2016/5/14/chartex" xmlns:mc="http://schemas.openxmlformats.org/markup-compatibility/2006" xmlns:aink="http://schemas.microsoft.com/office/drawing/2016/ink" xmlns:am3d="http://schemas.microsoft.com/office/drawing/2017/model3d" xmlns:o="urn:schemas-microsoft-com:office:office" xmlns:oel="http://schemas.microsoft.com/office/2019/extlst" xmlns:r="http://schemas.openxmlformats.org/officeDocument/2006/relationships" xmlns:m="http://schemas.openxmlformats.org/officeDocument/2006/math" xmlns:v="urn:schemas-microsoft-com:vml" xmlns:wp14="http://schemas.microsoft.com/office/word/2010/wordprocessingDrawing" xmlns:wp="http://schemas.openxmlformats.org/drawingml/2006/wordprocessingDrawing" xmlns:w10="urn:schemas-microsoft-com:office:word" xmlns:w="http://schemas.openxmlformats.org/wordprocessingml/2006/main" xmlns:w14="http://schemas.microsoft.com/office/word/2010/wordml" xmlns:w15="http://schemas.microsoft.com/office/word/2012/wordml" xmlns:w16cex="http://schemas.microsoft.com/office/word/2018/wordml/cex" xmlns:w16cid="http://schemas.microsoft.com/office/word/2016/wordml/cid" xmlns:w16="http://schemas.microsoft.com/office/word/2018/wordml" xmlns:w16sdtdh="http://schemas.microsoft.com/office/word/2020/wordml/sdtdatahash" xmlns:w16se="http://schemas.microsoft.com/office/word/2015/wordml/symex" xmlns:wpg="http://schemas.microsoft.com/office/word/2010/wordprocessingGroup" xmlns:wpi="http://schemas.microsoft.com/office/word/2010/wordprocessingInk" xmlns:wne="http://schemas.microsoft.com/office/word/2006/wordml" xmlns:wps="http://schemas.microsoft.com/office/word/2010/wordprocessingShape" mc:Ignorable="w14 w15 w16se w16cid w16 w16cex w16sdtdh wp14">
+<w:document xmlns:wpc="http://schemas.microsoft.com/office/word/2010/wordprocessingCanvas" xmlns:cx="http://schemas.microsoft.com/office/drawing/2014/chartex" xmlns:cx1="http://schemas.microsoft.com/office/drawing/2015/9/8/chartex" xmlns:cx2="http://schemas.microsoft.com/office/drawing/2015/10/21/chartex" xmlns:cx3="http://schemas.microsoft.com/office/drawing/2016/5/9/chartex" xmlns:cx4="http://schemas.microsoft.com/office/drawing/2016/5/10/chartex" xmlns:cx5="http://schemas.microsoft.com/office/drawing/2016/5/11/chartex" xmlns:cx6="http://schemas.microsoft.com/office/drawing/2016/5/12/chartex" xmlns:cx7="http://schemas.microsoft.com/office/drawing/2016/5/13/chartex" xmlns:cx8="http://schemas.microsoft.com/office/drawing/2016/5/14/chartex" xmlns:mc="http://schemas.openxmlformats.org/markup-compatibility/2006" xmlns:aink="http://schemas.microsoft.com/office/drawing/2016/ink" xmlns:am3d="http://schemas.microsoft.com/office/drawing/2017/model3d" xmlns:o="urn:schemas-microsoft-com:office:office" xmlns:oel="http://schemas.microsoft.com/office/2019/extlst" xmlns:r="http://schemas.openxmlformats.org/officeDocument/2006/relationships" xmlns:m="http://schemas.openxmlformats.org/officeDocument/2006/math" xmlns:v="urn:schemas-microsoft-com:vml" xmlns:wp14="http://schemas.microsoft.com/office/word/2010/wordprocessingDrawing" xmlns:wp="http://schemas.openxmlformats.org/drawingml/2006/wordprocessingDrawing" xmlns:w10="urn:schemas-microsoft-com:office:word" xmlns:w="http://schemas.openxmlformats.org/wordprocessingml/2006/main" xmlns:w14="http://schemas.microsoft.com/office/word/2010/wordml" xmlns:w15="http://schemas.microsoft.com/office/word/2012/wordml" xmlns:w16cex="http://schemas.microsoft.com/office/word/2018/wordml/cex" xmlns:w16cid="http://schemas.microsoft.com/office/word/2016/wordml/cid" xmlns:w16="http://schemas.microsoft.com/office/word/2018/wordml" xmlns:w16du="http://schemas.microsoft.com/office/word/2023/wordml/word16du" xmlns:w16sdtdh="http://schemas.microsoft.com/office/word/2020/wordml/sdtdatahash" xmlns:w16sdtfl="http://schemas.microsoft.com/office/word/2024/wordml/sdtformatlock" xmlns:w16se="http://schemas.microsoft.com/office/word/2015/wordml/symex" xmlns:wpg="http://schemas.microsoft.com/office/word/2010/wordprocessingGroup" xmlns:wpi="http://schemas.microsoft.com/office/word/2010/wordprocessingInk" xmlns:wne="http://schemas.microsoft.com/office/word/2006/wordml" xmlns:wps="http://schemas.microsoft.com/office/word/2010/wordprocessingShape" mc:Ignorable="w14 w15 w16se w16cid w16 w16cex w16sdtdh w16sdtfl w16du wp14">
   <w:body>
     <w:p>
       <w:pPr>
@@ -56,7 +56,7 @@
         </w:sectPr>
       </w:pPr>
       <w:r>
-        <w:t>May 2024</w:t>
+        <w:t>July 2026</w:t>
       </w:r>
       <w:r>
         <w:tab/>
@@ -109,7 +109,7 @@
         <w:t>2</w:t>
       </w:r>
       <w:r>
-        <w:t>4</w:t>
+        <w:t>6</w:t>
       </w:r>
       <w:r>
         <w:t xml:space="preserve"> The Sage Group plc or its licensors. All rights reserved.</w:t>
@@ -144,7 +144,23 @@
           <w:sz w:val="20"/>
           <w:szCs w:val="20"/>
         </w:rPr>
-        <w:t>THE SOFTWARE IS PROVIDED “AS IS”, WITHOUT WARRANTY OF ANY KIND, EXPRESS OR IMPLIED, INCLUDING BUT NOT LIMITED TO THE WARRANTIES OF MERCHANTABILITY, FITNESS FOR A PARTICULAR PURPOSE AND NONINFRINGEMENT. IN NO EVENT SHALL THE AUTHORS OR COPYRIGHT HOLDERS BE LIABLE FOR ANY CLAIM, DAMAGES OR OTHER LIABILITY, WHETHER IN AN ACTION OF CONTRACT, TORT OR OTHERWISE, ARISING FROM, OUT OF OR IN CONNECTION WITH THE SOFTWARE OR THE USE OR OTHER DEALINGS IN THE SOFTWARE.</w:t>
+        <w:t xml:space="preserve">THE SOFTWARE IS PROVIDED “AS IS”, WITHOUT WARRANTY OF ANY KIND, EXPRESS OR IMPLIED, INCLUDING BUT NOT LIMITED TO THE WARRANTIES OF MERCHANTABILITY, FITNESS FOR A PARTICULAR PURPOSE AND NONINFRINGEMENT. IN NO EVENT SHALL THE AUTHORS OR COPYRIGHT HOLDERS BE LIABLE FOR ANY CLAIM, DAMAGES OR OTHER LIABILITY, WHETHER IN AN ACTION OF CONTRACT, TORT OR OTHERWISE, ARISING FROM, OUT OF OR IN CONNECTION WITH THE SOFTWARE OR </w:t>
+      </w:r>
+      <w:proofErr w:type="gramStart"/>
+      <w:r>
+        <w:rPr>
+          <w:sz w:val="20"/>
+          <w:szCs w:val="20"/>
+        </w:rPr>
+        <w:t>THE USE</w:t>
+      </w:r>
+      <w:proofErr w:type="gramEnd"/>
+      <w:r>
+        <w:rPr>
+          <w:sz w:val="20"/>
+          <w:szCs w:val="20"/>
+        </w:rPr>
+        <w:t xml:space="preserve"> OR OTHER DEALINGS IN THE SOFTWARE.</w:t>
       </w:r>
     </w:p>
     <w:p>
@@ -1552,7 +1568,13 @@
       </w:pPr>
       <w:bookmarkStart w:id="4" w:name="_Hlk165473739"/>
       <w:r>
-        <w:t>The Language Wizard is a Visual Studio Plugin and is compatible with Visual Studio 2022. The Sage 300 Language Wizard tool is bundled with the Sage 300 Wizard Package (</w:t>
+        <w:t>The Language Wizard is a Visual Studio Plugin and is compatible with Visual Studio 2022</w:t>
+      </w:r>
+      <w:r>
+        <w:t xml:space="preserve"> and 2026</w:t>
+      </w:r>
+      <w:r>
+        <w:t>. The Sage 300 Language Wizard tool is bundled with the Sage 300 Wizard Package (</w:t>
       </w:r>
       <w:r>
         <w:t>Code Generation Wizard, Finder Generator, Upgrade Wizard, Language Wizard, and Sync Assemblies Wizard</w:t>
@@ -1581,7 +1603,15 @@
         <w:t>Note:</w:t>
       </w:r>
       <w:r>
-        <w:t xml:space="preserve"> If the previous Sage 300 Wizard Package is installed, it must be uninstalled first (Visual Studio - Tools, Extensions, Uninstall option, select the Sage 300 Wizard Package to uninstall).</w:t>
+        <w:t xml:space="preserve"> If the previous Sage 300 Wizard Package is installed, it must be uninstalled first (Visual Studio - Tools, Extensions, </w:t>
+      </w:r>
+      <w:proofErr w:type="gramStart"/>
+      <w:r>
+        <w:t>Uninstall</w:t>
+      </w:r>
+      <w:proofErr w:type="gramEnd"/>
+      <w:r>
+        <w:t xml:space="preserve"> option, select the Sage 300 Wizard Package to uninstall).</w:t>
       </w:r>
     </w:p>
     <w:bookmarkEnd w:id="5"/>
@@ -1616,7 +1646,14 @@
         <w:rPr>
           <w:rStyle w:val="SAGETextFilename"/>
         </w:rPr>
-        <w:t>Sage.CA.SBS.ERP.Sage300.WizardPackage</w:t>
+        <w:t>Sage.CA.SBS.ERP.Sage</w:t>
+      </w:r>
+      <w:proofErr w:type="gramStart"/>
+      <w:r>
+        <w:rPr>
+          <w:rStyle w:val="SAGETextFilename"/>
+        </w:rPr>
+        <w:t>300.WizardPackage</w:t>
       </w:r>
       <w:r>
         <w:rPr>
@@ -1624,6 +1661,7 @@
         </w:rPr>
         <w:t>.vsix</w:t>
       </w:r>
+      <w:proofErr w:type="gramEnd"/>
       <w:r>
         <w:t>.</w:t>
       </w:r>
@@ -1720,7 +1758,13 @@
       </w:pPr>
       <w:bookmarkStart w:id="8" w:name="_Hlk165294565"/>
       <w:r>
-        <w:t xml:space="preserve">The wizard is embedded in Visual Studio 2022 as a plugin. With a partner or the provided Sage 300 Resources solution, open the wizard by clicking the </w:t>
+        <w:t>The wizard is embedded in Visual Studio 2022</w:t>
+      </w:r>
+      <w:r>
+        <w:t xml:space="preserve"> and 2026</w:t>
+      </w:r>
+      <w:r>
+        <w:t xml:space="preserve"> as a plugin. With a partner or the provided Sage 300 Resources solution, open the wizard by clicking the </w:t>
       </w:r>
       <w:r>
         <w:rPr>
@@ -2123,12 +2167,14 @@
       <w:r>
         <w:t xml:space="preserve"> to proceed or </w:t>
       </w:r>
+      <w:proofErr w:type="gramStart"/>
       <w:r>
         <w:rPr>
           <w:rStyle w:val="SAGETextUI"/>
         </w:rPr>
         <w:t>Back</w:t>
       </w:r>
+      <w:proofErr w:type="gramEnd"/>
       <w:r>
         <w:t xml:space="preserve"> to go back to the previous step.</w:t>
       </w:r>
@@ -2278,12 +2324,14 @@
       <w:r>
         <w:t xml:space="preserve"> to proceed or </w:t>
       </w:r>
+      <w:proofErr w:type="gramStart"/>
       <w:r>
         <w:rPr>
           <w:rStyle w:val="SAGETextUI"/>
         </w:rPr>
         <w:t>Back</w:t>
       </w:r>
+      <w:proofErr w:type="gramEnd"/>
       <w:r>
         <w:t xml:space="preserve"> to go back to the previous step.</w:t>
       </w:r>
@@ -3050,7 +3098,15 @@
       <w:bookmarkStart w:id="18" w:name="_Toc165474286"/>
       <w:r>
         <w:lastRenderedPageBreak/>
-        <w:t>Files Added To Solution</w:t>
+        <w:t xml:space="preserve">Files Added </w:t>
+      </w:r>
+      <w:proofErr w:type="gramStart"/>
+      <w:r>
+        <w:t>To</w:t>
+      </w:r>
+      <w:proofErr w:type="gramEnd"/>
+      <w:r>
+        <w:t xml:space="preserve"> Solution</w:t>
       </w:r>
       <w:bookmarkEnd w:id="18"/>
     </w:p>
@@ -3135,7 +3191,15 @@
         <w:pStyle w:val="SAGEBodyText"/>
       </w:pPr>
       <w:r>
-        <w:t>Once the Language Resource Wizard has completed, new resource files will have been added to the Solution/Project. The above screenshot shows an example of some of the resource files that have been added.</w:t>
+        <w:t xml:space="preserve">Once the Language Resource Wizard has </w:t>
+      </w:r>
+      <w:proofErr w:type="gramStart"/>
+      <w:r>
+        <w:t>completed</w:t>
+      </w:r>
+      <w:proofErr w:type="gramEnd"/>
+      <w:r>
+        <w:t>, new resource files will have been added to the Solution/Project. The above screenshot shows an example of some of the resource files that have been added.</w:t>
       </w:r>
     </w:p>
     <w:p>
@@ -4626,6 +4690,7 @@
               </w:rPr>
               <w:t>Assemblies\</w:t>
             </w:r>
+            <w:proofErr w:type="spellStart"/>
             <w:r>
               <w:rPr>
                 <w:b/>
@@ -4636,6 +4701,7 @@
               </w:rPr>
               <w:t>th</w:t>
             </w:r>
+            <w:proofErr w:type="spellEnd"/>
             <w:r>
               <w:rPr>
                 <w:sz w:val="18"/>
@@ -4716,6 +4782,7 @@
               </w:rPr>
               <w:t>\Online\Web\bin\</w:t>
             </w:r>
+            <w:proofErr w:type="spellStart"/>
             <w:r>
               <w:rPr>
                 <w:b/>
@@ -4726,6 +4793,7 @@
               </w:rPr>
               <w:t>th</w:t>
             </w:r>
+            <w:proofErr w:type="spellEnd"/>
             <w:r>
               <w:rPr>
                 <w:sz w:val="18"/>
@@ -4758,6 +4826,7 @@
               </w:rPr>
               <w:t>\Online\Worker\</w:t>
             </w:r>
+            <w:proofErr w:type="spellStart"/>
             <w:r>
               <w:rPr>
                 <w:b/>
@@ -4768,6 +4837,7 @@
               </w:rPr>
               <w:t>th</w:t>
             </w:r>
+            <w:proofErr w:type="spellEnd"/>
             <w:r>
               <w:rPr>
                 <w:sz w:val="18"/>
@@ -4792,7 +4862,23 @@
         <w:t xml:space="preserve">If new </w:t>
       </w:r>
       <w:r>
-        <w:t xml:space="preserve">resources were created by the Wizard, these resources will be deployed to a brand new set of folders denoted by the language code. In the above example, </w:t>
+        <w:t xml:space="preserve">resources were created by the Wizard, these resources </w:t>
+      </w:r>
+      <w:proofErr w:type="gramStart"/>
+      <w:r>
+        <w:t>will</w:t>
+      </w:r>
+      <w:proofErr w:type="gramEnd"/>
+      <w:r>
+        <w:t xml:space="preserve"> be deployed to a </w:t>
+      </w:r>
+      <w:proofErr w:type="gramStart"/>
+      <w:r>
+        <w:t>brand new</w:t>
+      </w:r>
+      <w:proofErr w:type="gramEnd"/>
+      <w:r>
+        <w:t xml:space="preserve"> set of folders denoted by the language code. In the above example, </w:t>
       </w:r>
       <w:r>
         <w:rPr>
@@ -4800,17 +4886,9 @@
           <w:bCs/>
           <w:color w:val="FF9933"/>
         </w:rPr>
-        <w:t>Thai (th)</w:t>
-      </w:r>
-      <w:r>
-        <w:rPr>
-          <w:color w:val="FF9933"/>
-        </w:rPr>
-        <w:t xml:space="preserve"> </w:t>
-      </w:r>
-      <w:r>
-        <w:t>resources were created and will be deployed to a set of new ‘</w:t>
-      </w:r>
+        <w:t>Thai (</w:t>
+      </w:r>
+      <w:proofErr w:type="spellStart"/>
       <w:r>
         <w:rPr>
           <w:b/>
@@ -4819,6 +4897,34 @@
         </w:rPr>
         <w:t>th</w:t>
       </w:r>
+      <w:proofErr w:type="spellEnd"/>
+      <w:r>
+        <w:rPr>
+          <w:b/>
+          <w:bCs/>
+          <w:color w:val="FF9933"/>
+        </w:rPr>
+        <w:t>)</w:t>
+      </w:r>
+      <w:r>
+        <w:rPr>
+          <w:color w:val="FF9933"/>
+        </w:rPr>
+        <w:t xml:space="preserve"> </w:t>
+      </w:r>
+      <w:r>
+        <w:t>resources were created and will be deployed to a set of new ‘</w:t>
+      </w:r>
+      <w:proofErr w:type="spellStart"/>
+      <w:r>
+        <w:rPr>
+          <w:b/>
+          <w:bCs/>
+          <w:color w:val="FF9933"/>
+        </w:rPr>
+        <w:t>th</w:t>
+      </w:r>
+      <w:proofErr w:type="spellEnd"/>
       <w:r>
         <w:t>’ folders located in \Web\bin and \Worker\</w:t>
       </w:r>
@@ -4874,7 +4980,7 @@
 </file>
 
 <file path=word/endnotes.xml><?xml version="1.0" encoding="utf-8"?>
-<w:endnotes xmlns:wpc="http://schemas.microsoft.com/office/word/2010/wordprocessingCanvas" xmlns:cx="http://schemas.microsoft.com/office/drawing/2014/chartex" xmlns:cx1="http://schemas.microsoft.com/office/drawing/2015/9/8/chartex" xmlns:cx2="http://schemas.microsoft.com/office/drawing/2015/10/21/chartex" xmlns:cx3="http://schemas.microsoft.com/office/drawing/2016/5/9/chartex" xmlns:cx4="http://schemas.microsoft.com/office/drawing/2016/5/10/chartex" xmlns:cx5="http://schemas.microsoft.com/office/drawing/2016/5/11/chartex" xmlns:cx6="http://schemas.microsoft.com/office/drawing/2016/5/12/chartex" xmlns:cx7="http://schemas.microsoft.com/office/drawing/2016/5/13/chartex" xmlns:cx8="http://schemas.microsoft.com/office/drawing/2016/5/14/chartex" xmlns:mc="http://schemas.openxmlformats.org/markup-compatibility/2006" xmlns:aink="http://schemas.microsoft.com/office/drawing/2016/ink" xmlns:am3d="http://schemas.microsoft.com/office/drawing/2017/model3d" xmlns:o="urn:schemas-microsoft-com:office:office" xmlns:oel="http://schemas.microsoft.com/office/2019/extlst" xmlns:r="http://schemas.openxmlformats.org/officeDocument/2006/relationships" xmlns:m="http://schemas.openxmlformats.org/officeDocument/2006/math" xmlns:v="urn:schemas-microsoft-com:vml" xmlns:wp14="http://schemas.microsoft.com/office/word/2010/wordprocessingDrawing" xmlns:wp="http://schemas.openxmlformats.org/drawingml/2006/wordprocessingDrawing" xmlns:w10="urn:schemas-microsoft-com:office:word" xmlns:w="http://schemas.openxmlformats.org/wordprocessingml/2006/main" xmlns:w14="http://schemas.microsoft.com/office/word/2010/wordml" xmlns:w15="http://schemas.microsoft.com/office/word/2012/wordml" xmlns:w16cex="http://schemas.microsoft.com/office/word/2018/wordml/cex" xmlns:w16cid="http://schemas.microsoft.com/office/word/2016/wordml/cid" xmlns:w16="http://schemas.microsoft.com/office/word/2018/wordml" xmlns:w16sdtdh="http://schemas.microsoft.com/office/word/2020/wordml/sdtdatahash" xmlns:w16se="http://schemas.microsoft.com/office/word/2015/wordml/symex" xmlns:wpg="http://schemas.microsoft.com/office/word/2010/wordprocessingGroup" xmlns:wpi="http://schemas.microsoft.com/office/word/2010/wordprocessingInk" xmlns:wne="http://schemas.microsoft.com/office/word/2006/wordml" xmlns:wps="http://schemas.microsoft.com/office/word/2010/wordprocessingShape" mc:Ignorable="w14 w15 w16se w16cid w16 w16cex w16sdtdh wp14">
+<w:endnotes xmlns:wpc="http://schemas.microsoft.com/office/word/2010/wordprocessingCanvas" xmlns:cx="http://schemas.microsoft.com/office/drawing/2014/chartex" xmlns:cx1="http://schemas.microsoft.com/office/drawing/2015/9/8/chartex" xmlns:cx2="http://schemas.microsoft.com/office/drawing/2015/10/21/chartex" xmlns:cx3="http://schemas.microsoft.com/office/drawing/2016/5/9/chartex" xmlns:cx4="http://schemas.microsoft.com/office/drawing/2016/5/10/chartex" xmlns:cx5="http://schemas.microsoft.com/office/drawing/2016/5/11/chartex" xmlns:cx6="http://schemas.microsoft.com/office/drawing/2016/5/12/chartex" xmlns:cx7="http://schemas.microsoft.com/office/drawing/2016/5/13/chartex" xmlns:cx8="http://schemas.microsoft.com/office/drawing/2016/5/14/chartex" xmlns:mc="http://schemas.openxmlformats.org/markup-compatibility/2006" xmlns:aink="http://schemas.microsoft.com/office/drawing/2016/ink" xmlns:am3d="http://schemas.microsoft.com/office/drawing/2017/model3d" xmlns:o="urn:schemas-microsoft-com:office:office" xmlns:oel="http://schemas.microsoft.com/office/2019/extlst" xmlns:r="http://schemas.openxmlformats.org/officeDocument/2006/relationships" xmlns:m="http://schemas.openxmlformats.org/officeDocument/2006/math" xmlns:v="urn:schemas-microsoft-com:vml" xmlns:wp14="http://schemas.microsoft.com/office/word/2010/wordprocessingDrawing" xmlns:wp="http://schemas.openxmlformats.org/drawingml/2006/wordprocessingDrawing" xmlns:w10="urn:schemas-microsoft-com:office:word" xmlns:w="http://schemas.openxmlformats.org/wordprocessingml/2006/main" xmlns:w14="http://schemas.microsoft.com/office/word/2010/wordml" xmlns:w15="http://schemas.microsoft.com/office/word/2012/wordml" xmlns:w16cex="http://schemas.microsoft.com/office/word/2018/wordml/cex" xmlns:w16cid="http://schemas.microsoft.com/office/word/2016/wordml/cid" xmlns:w16="http://schemas.microsoft.com/office/word/2018/wordml" xmlns:w16du="http://schemas.microsoft.com/office/word/2023/wordml/word16du" xmlns:w16sdtdh="http://schemas.microsoft.com/office/word/2020/wordml/sdtdatahash" xmlns:w16sdtfl="http://schemas.microsoft.com/office/word/2024/wordml/sdtformatlock" xmlns:w16se="http://schemas.microsoft.com/office/word/2015/wordml/symex" xmlns:wpg="http://schemas.microsoft.com/office/word/2010/wordprocessingGroup" xmlns:wpi="http://schemas.microsoft.com/office/word/2010/wordprocessingInk" xmlns:wne="http://schemas.microsoft.com/office/word/2006/wordml" xmlns:wps="http://schemas.microsoft.com/office/word/2010/wordprocessingShape" mc:Ignorable="w14 w15 w16se w16cid w16 w16cex w16sdtdh w16sdtfl w16du wp14">
   <w:endnote w:type="separator" w:id="-1">
     <w:p>
       <w:pPr>
@@ -4901,7 +5007,7 @@
 </file>
 
 <file path=word/footer1.xml><?xml version="1.0" encoding="utf-8"?>
-<w:ftr xmlns:wpc="http://schemas.microsoft.com/office/word/2010/wordprocessingCanvas" xmlns:cx="http://schemas.microsoft.com/office/drawing/2014/chartex" xmlns:cx1="http://schemas.microsoft.com/office/drawing/2015/9/8/chartex" xmlns:cx2="http://schemas.microsoft.com/office/drawing/2015/10/21/chartex" xmlns:cx3="http://schemas.microsoft.com/office/drawing/2016/5/9/chartex" xmlns:cx4="http://schemas.microsoft.com/office/drawing/2016/5/10/chartex" xmlns:cx5="http://schemas.microsoft.com/office/drawing/2016/5/11/chartex" xmlns:cx6="http://schemas.microsoft.com/office/drawing/2016/5/12/chartex" xmlns:cx7="http://schemas.microsoft.com/office/drawing/2016/5/13/chartex" xmlns:cx8="http://schemas.microsoft.com/office/drawing/2016/5/14/chartex" xmlns:mc="http://schemas.openxmlformats.org/markup-compatibility/2006" xmlns:aink="http://schemas.microsoft.com/office/drawing/2016/ink" xmlns:am3d="http://schemas.microsoft.com/office/drawing/2017/model3d" xmlns:o="urn:schemas-microsoft-com:office:office" xmlns:oel="http://schemas.microsoft.com/office/2019/extlst" xmlns:r="http://schemas.openxmlformats.org/officeDocument/2006/relationships" xmlns:m="http://schemas.openxmlformats.org/officeDocument/2006/math" xmlns:v="urn:schemas-microsoft-com:vml" xmlns:wp14="http://schemas.microsoft.com/office/word/2010/wordprocessingDrawing" xmlns:wp="http://schemas.openxmlformats.org/drawingml/2006/wordprocessingDrawing" xmlns:w10="urn:schemas-microsoft-com:office:word" xmlns:w="http://schemas.openxmlformats.org/wordprocessingml/2006/main" xmlns:w14="http://schemas.microsoft.com/office/word/2010/wordml" xmlns:w15="http://schemas.microsoft.com/office/word/2012/wordml" xmlns:w16cex="http://schemas.microsoft.com/office/word/2018/wordml/cex" xmlns:w16cid="http://schemas.microsoft.com/office/word/2016/wordml/cid" xmlns:w16="http://schemas.microsoft.com/office/word/2018/wordml" xmlns:w16sdtdh="http://schemas.microsoft.com/office/word/2020/wordml/sdtdatahash" xmlns:w16se="http://schemas.microsoft.com/office/word/2015/wordml/symex" xmlns:wpg="http://schemas.microsoft.com/office/word/2010/wordprocessingGroup" xmlns:wpi="http://schemas.microsoft.com/office/word/2010/wordprocessingInk" xmlns:wne="http://schemas.microsoft.com/office/word/2006/wordml" xmlns:wps="http://schemas.microsoft.com/office/word/2010/wordprocessingShape" mc:Ignorable="w14 w15 w16se w16cid w16 w16cex w16sdtdh wp14">
+<w:ftr xmlns:wpc="http://schemas.microsoft.com/office/word/2010/wordprocessingCanvas" xmlns:cx="http://schemas.microsoft.com/office/drawing/2014/chartex" xmlns:cx1="http://schemas.microsoft.com/office/drawing/2015/9/8/chartex" xmlns:cx2="http://schemas.microsoft.com/office/drawing/2015/10/21/chartex" xmlns:cx3="http://schemas.microsoft.com/office/drawing/2016/5/9/chartex" xmlns:cx4="http://schemas.microsoft.com/office/drawing/2016/5/10/chartex" xmlns:cx5="http://schemas.microsoft.com/office/drawing/2016/5/11/chartex" xmlns:cx6="http://schemas.microsoft.com/office/drawing/2016/5/12/chartex" xmlns:cx7="http://schemas.microsoft.com/office/drawing/2016/5/13/chartex" xmlns:cx8="http://schemas.microsoft.com/office/drawing/2016/5/14/chartex" xmlns:mc="http://schemas.openxmlformats.org/markup-compatibility/2006" xmlns:aink="http://schemas.microsoft.com/office/drawing/2016/ink" xmlns:am3d="http://schemas.microsoft.com/office/drawing/2017/model3d" xmlns:o="urn:schemas-microsoft-com:office:office" xmlns:oel="http://schemas.microsoft.com/office/2019/extlst" xmlns:r="http://schemas.openxmlformats.org/officeDocument/2006/relationships" xmlns:m="http://schemas.openxmlformats.org/officeDocument/2006/math" xmlns:v="urn:schemas-microsoft-com:vml" xmlns:wp14="http://schemas.microsoft.com/office/word/2010/wordprocessingDrawing" xmlns:wp="http://schemas.openxmlformats.org/drawingml/2006/wordprocessingDrawing" xmlns:w10="urn:schemas-microsoft-com:office:word" xmlns:w="http://schemas.openxmlformats.org/wordprocessingml/2006/main" xmlns:w14="http://schemas.microsoft.com/office/word/2010/wordml" xmlns:w15="http://schemas.microsoft.com/office/word/2012/wordml" xmlns:w16cex="http://schemas.microsoft.com/office/word/2018/wordml/cex" xmlns:w16cid="http://schemas.microsoft.com/office/word/2016/wordml/cid" xmlns:w16="http://schemas.microsoft.com/office/word/2018/wordml" xmlns:w16du="http://schemas.microsoft.com/office/word/2023/wordml/word16du" xmlns:w16sdtdh="http://schemas.microsoft.com/office/word/2020/wordml/sdtdatahash" xmlns:w16sdtfl="http://schemas.microsoft.com/office/word/2024/wordml/sdtformatlock" xmlns:w16se="http://schemas.microsoft.com/office/word/2015/wordml/symex" xmlns:wpg="http://schemas.microsoft.com/office/word/2010/wordprocessingGroup" xmlns:wpi="http://schemas.microsoft.com/office/word/2010/wordprocessingInk" xmlns:wne="http://schemas.microsoft.com/office/word/2006/wordml" xmlns:wps="http://schemas.microsoft.com/office/word/2010/wordprocessingShape" mc:Ignorable="w14 w15 w16se w16cid w16 w16cex w16sdtdh w16sdtfl w16du wp14">
   <w:p>
     <w:pPr>
       <w:pStyle w:val="Footer"/>
@@ -4911,7 +5017,7 @@
 </file>
 
 <file path=word/footer2.xml><?xml version="1.0" encoding="utf-8"?>
-<w:ftr xmlns:wpc="http://schemas.microsoft.com/office/word/2010/wordprocessingCanvas" xmlns:cx="http://schemas.microsoft.com/office/drawing/2014/chartex" xmlns:cx1="http://schemas.microsoft.com/office/drawing/2015/9/8/chartex" xmlns:cx2="http://schemas.microsoft.com/office/drawing/2015/10/21/chartex" xmlns:cx3="http://schemas.microsoft.com/office/drawing/2016/5/9/chartex" xmlns:cx4="http://schemas.microsoft.com/office/drawing/2016/5/10/chartex" xmlns:cx5="http://schemas.microsoft.com/office/drawing/2016/5/11/chartex" xmlns:cx6="http://schemas.microsoft.com/office/drawing/2016/5/12/chartex" xmlns:cx7="http://schemas.microsoft.com/office/drawing/2016/5/13/chartex" xmlns:cx8="http://schemas.microsoft.com/office/drawing/2016/5/14/chartex" xmlns:mc="http://schemas.openxmlformats.org/markup-compatibility/2006" xmlns:aink="http://schemas.microsoft.com/office/drawing/2016/ink" xmlns:am3d="http://schemas.microsoft.com/office/drawing/2017/model3d" xmlns:o="urn:schemas-microsoft-com:office:office" xmlns:oel="http://schemas.microsoft.com/office/2019/extlst" xmlns:r="http://schemas.openxmlformats.org/officeDocument/2006/relationships" xmlns:m="http://schemas.openxmlformats.org/officeDocument/2006/math" xmlns:v="urn:schemas-microsoft-com:vml" xmlns:wp14="http://schemas.microsoft.com/office/word/2010/wordprocessingDrawing" xmlns:wp="http://schemas.openxmlformats.org/drawingml/2006/wordprocessingDrawing" xmlns:w10="urn:schemas-microsoft-com:office:word" xmlns:w="http://schemas.openxmlformats.org/wordprocessingml/2006/main" xmlns:w14="http://schemas.microsoft.com/office/word/2010/wordml" xmlns:w15="http://schemas.microsoft.com/office/word/2012/wordml" xmlns:w16cex="http://schemas.microsoft.com/office/word/2018/wordml/cex" xmlns:w16cid="http://schemas.microsoft.com/office/word/2016/wordml/cid" xmlns:w16="http://schemas.microsoft.com/office/word/2018/wordml" xmlns:w16sdtdh="http://schemas.microsoft.com/office/word/2020/wordml/sdtdatahash" xmlns:w16se="http://schemas.microsoft.com/office/word/2015/wordml/symex" xmlns:wpg="http://schemas.microsoft.com/office/word/2010/wordprocessingGroup" xmlns:wpi="http://schemas.microsoft.com/office/word/2010/wordprocessingInk" xmlns:wne="http://schemas.microsoft.com/office/word/2006/wordml" xmlns:wps="http://schemas.microsoft.com/office/word/2010/wordprocessingShape" mc:Ignorable="w14 w15 w16se w16cid w16 w16cex w16sdtdh wp14">
+<w:ftr xmlns:wpc="http://schemas.microsoft.com/office/word/2010/wordprocessingCanvas" xmlns:cx="http://schemas.microsoft.com/office/drawing/2014/chartex" xmlns:cx1="http://schemas.microsoft.com/office/drawing/2015/9/8/chartex" xmlns:cx2="http://schemas.microsoft.com/office/drawing/2015/10/21/chartex" xmlns:cx3="http://schemas.microsoft.com/office/drawing/2016/5/9/chartex" xmlns:cx4="http://schemas.microsoft.com/office/drawing/2016/5/10/chartex" xmlns:cx5="http://schemas.microsoft.com/office/drawing/2016/5/11/chartex" xmlns:cx6="http://schemas.microsoft.com/office/drawing/2016/5/12/chartex" xmlns:cx7="http://schemas.microsoft.com/office/drawing/2016/5/13/chartex" xmlns:cx8="http://schemas.microsoft.com/office/drawing/2016/5/14/chartex" xmlns:mc="http://schemas.openxmlformats.org/markup-compatibility/2006" xmlns:aink="http://schemas.microsoft.com/office/drawing/2016/ink" xmlns:am3d="http://schemas.microsoft.com/office/drawing/2017/model3d" xmlns:o="urn:schemas-microsoft-com:office:office" xmlns:oel="http://schemas.microsoft.com/office/2019/extlst" xmlns:r="http://schemas.openxmlformats.org/officeDocument/2006/relationships" xmlns:m="http://schemas.openxmlformats.org/officeDocument/2006/math" xmlns:v="urn:schemas-microsoft-com:vml" xmlns:wp14="http://schemas.microsoft.com/office/word/2010/wordprocessingDrawing" xmlns:wp="http://schemas.openxmlformats.org/drawingml/2006/wordprocessingDrawing" xmlns:w10="urn:schemas-microsoft-com:office:word" xmlns:w="http://schemas.openxmlformats.org/wordprocessingml/2006/main" xmlns:w14="http://schemas.microsoft.com/office/word/2010/wordml" xmlns:w15="http://schemas.microsoft.com/office/word/2012/wordml" xmlns:w16cex="http://schemas.microsoft.com/office/word/2018/wordml/cex" xmlns:w16cid="http://schemas.microsoft.com/office/word/2016/wordml/cid" xmlns:w16="http://schemas.microsoft.com/office/word/2018/wordml" xmlns:w16du="http://schemas.microsoft.com/office/word/2023/wordml/word16du" xmlns:w16sdtdh="http://schemas.microsoft.com/office/word/2020/wordml/sdtdatahash" xmlns:w16sdtfl="http://schemas.microsoft.com/office/word/2024/wordml/sdtformatlock" xmlns:w16se="http://schemas.microsoft.com/office/word/2015/wordml/symex" xmlns:wpg="http://schemas.microsoft.com/office/word/2010/wordprocessingGroup" xmlns:wpi="http://schemas.microsoft.com/office/word/2010/wordprocessingInk" xmlns:wne="http://schemas.microsoft.com/office/word/2006/wordml" xmlns:wps="http://schemas.microsoft.com/office/word/2010/wordprocessingShape" mc:Ignorable="w14 w15 w16se w16cid w16 w16cex w16sdtdh w16sdtfl w16du wp14">
   <w:p>
     <w:pPr>
       <w:pStyle w:val="SAGEFooter"/>
@@ -5023,7 +5129,7 @@
 </file>
 
 <file path=word/footer3.xml><?xml version="1.0" encoding="utf-8"?>
-<w:ftr xmlns:wpc="http://schemas.microsoft.com/office/word/2010/wordprocessingCanvas" xmlns:cx="http://schemas.microsoft.com/office/drawing/2014/chartex" xmlns:cx1="http://schemas.microsoft.com/office/drawing/2015/9/8/chartex" xmlns:cx2="http://schemas.microsoft.com/office/drawing/2015/10/21/chartex" xmlns:cx3="http://schemas.microsoft.com/office/drawing/2016/5/9/chartex" xmlns:cx4="http://schemas.microsoft.com/office/drawing/2016/5/10/chartex" xmlns:cx5="http://schemas.microsoft.com/office/drawing/2016/5/11/chartex" xmlns:cx6="http://schemas.microsoft.com/office/drawing/2016/5/12/chartex" xmlns:cx7="http://schemas.microsoft.com/office/drawing/2016/5/13/chartex" xmlns:cx8="http://schemas.microsoft.com/office/drawing/2016/5/14/chartex" xmlns:mc="http://schemas.openxmlformats.org/markup-compatibility/2006" xmlns:aink="http://schemas.microsoft.com/office/drawing/2016/ink" xmlns:am3d="http://schemas.microsoft.com/office/drawing/2017/model3d" xmlns:o="urn:schemas-microsoft-com:office:office" xmlns:oel="http://schemas.microsoft.com/office/2019/extlst" xmlns:r="http://schemas.openxmlformats.org/officeDocument/2006/relationships" xmlns:m="http://schemas.openxmlformats.org/officeDocument/2006/math" xmlns:v="urn:schemas-microsoft-com:vml" xmlns:wp14="http://schemas.microsoft.com/office/word/2010/wordprocessingDrawing" xmlns:wp="http://schemas.openxmlformats.org/drawingml/2006/wordprocessingDrawing" xmlns:w10="urn:schemas-microsoft-com:office:word" xmlns:w="http://schemas.openxmlformats.org/wordprocessingml/2006/main" xmlns:w14="http://schemas.microsoft.com/office/word/2010/wordml" xmlns:w15="http://schemas.microsoft.com/office/word/2012/wordml" xmlns:w16cex="http://schemas.microsoft.com/office/word/2018/wordml/cex" xmlns:w16cid="http://schemas.microsoft.com/office/word/2016/wordml/cid" xmlns:w16="http://schemas.microsoft.com/office/word/2018/wordml" xmlns:w16sdtdh="http://schemas.microsoft.com/office/word/2020/wordml/sdtdatahash" xmlns:w16se="http://schemas.microsoft.com/office/word/2015/wordml/symex" xmlns:wpg="http://schemas.microsoft.com/office/word/2010/wordprocessingGroup" xmlns:wpi="http://schemas.microsoft.com/office/word/2010/wordprocessingInk" xmlns:wne="http://schemas.microsoft.com/office/word/2006/wordml" xmlns:wps="http://schemas.microsoft.com/office/word/2010/wordprocessingShape" mc:Ignorable="w14 w15 w16se w16cid w16 w16cex w16sdtdh wp14">
+<w:ftr xmlns:wpc="http://schemas.microsoft.com/office/word/2010/wordprocessingCanvas" xmlns:cx="http://schemas.microsoft.com/office/drawing/2014/chartex" xmlns:cx1="http://schemas.microsoft.com/office/drawing/2015/9/8/chartex" xmlns:cx2="http://schemas.microsoft.com/office/drawing/2015/10/21/chartex" xmlns:cx3="http://schemas.microsoft.com/office/drawing/2016/5/9/chartex" xmlns:cx4="http://schemas.microsoft.com/office/drawing/2016/5/10/chartex" xmlns:cx5="http://schemas.microsoft.com/office/drawing/2016/5/11/chartex" xmlns:cx6="http://schemas.microsoft.com/office/drawing/2016/5/12/chartex" xmlns:cx7="http://schemas.microsoft.com/office/drawing/2016/5/13/chartex" xmlns:cx8="http://schemas.microsoft.com/office/drawing/2016/5/14/chartex" xmlns:mc="http://schemas.openxmlformats.org/markup-compatibility/2006" xmlns:aink="http://schemas.microsoft.com/office/drawing/2016/ink" xmlns:am3d="http://schemas.microsoft.com/office/drawing/2017/model3d" xmlns:o="urn:schemas-microsoft-com:office:office" xmlns:oel="http://schemas.microsoft.com/office/2019/extlst" xmlns:r="http://schemas.openxmlformats.org/officeDocument/2006/relationships" xmlns:m="http://schemas.openxmlformats.org/officeDocument/2006/math" xmlns:v="urn:schemas-microsoft-com:vml" xmlns:wp14="http://schemas.microsoft.com/office/word/2010/wordprocessingDrawing" xmlns:wp="http://schemas.openxmlformats.org/drawingml/2006/wordprocessingDrawing" xmlns:w10="urn:schemas-microsoft-com:office:word" xmlns:w="http://schemas.openxmlformats.org/wordprocessingml/2006/main" xmlns:w14="http://schemas.microsoft.com/office/word/2010/wordml" xmlns:w15="http://schemas.microsoft.com/office/word/2012/wordml" xmlns:w16cex="http://schemas.microsoft.com/office/word/2018/wordml/cex" xmlns:w16cid="http://schemas.microsoft.com/office/word/2016/wordml/cid" xmlns:w16="http://schemas.microsoft.com/office/word/2018/wordml" xmlns:w16du="http://schemas.microsoft.com/office/word/2023/wordml/word16du" xmlns:w16sdtdh="http://schemas.microsoft.com/office/word/2020/wordml/sdtdatahash" xmlns:w16sdtfl="http://schemas.microsoft.com/office/word/2024/wordml/sdtformatlock" xmlns:w16se="http://schemas.microsoft.com/office/word/2015/wordml/symex" xmlns:wpg="http://schemas.microsoft.com/office/word/2010/wordprocessingGroup" xmlns:wpi="http://schemas.microsoft.com/office/word/2010/wordprocessingInk" xmlns:wne="http://schemas.microsoft.com/office/word/2006/wordml" xmlns:wps="http://schemas.microsoft.com/office/word/2010/wordprocessingShape" mc:Ignorable="w14 w15 w16se w16cid w16 w16cex w16sdtdh w16sdtfl w16du wp14">
   <w:p>
     <w:pPr>
       <w:pStyle w:val="Footer"/>
@@ -5033,7 +5139,7 @@
 </file>
 
 <file path=word/footer4.xml><?xml version="1.0" encoding="utf-8"?>
-<w:ftr xmlns:wpc="http://schemas.microsoft.com/office/word/2010/wordprocessingCanvas" xmlns:cx="http://schemas.microsoft.com/office/drawing/2014/chartex" xmlns:cx1="http://schemas.microsoft.com/office/drawing/2015/9/8/chartex" xmlns:cx2="http://schemas.microsoft.com/office/drawing/2015/10/21/chartex" xmlns:cx3="http://schemas.microsoft.com/office/drawing/2016/5/9/chartex" xmlns:cx4="http://schemas.microsoft.com/office/drawing/2016/5/10/chartex" xmlns:cx5="http://schemas.microsoft.com/office/drawing/2016/5/11/chartex" xmlns:cx6="http://schemas.microsoft.com/office/drawing/2016/5/12/chartex" xmlns:cx7="http://schemas.microsoft.com/office/drawing/2016/5/13/chartex" xmlns:cx8="http://schemas.microsoft.com/office/drawing/2016/5/14/chartex" xmlns:mc="http://schemas.openxmlformats.org/markup-compatibility/2006" xmlns:aink="http://schemas.microsoft.com/office/drawing/2016/ink" xmlns:am3d="http://schemas.microsoft.com/office/drawing/2017/model3d" xmlns:o="urn:schemas-microsoft-com:office:office" xmlns:oel="http://schemas.microsoft.com/office/2019/extlst" xmlns:r="http://schemas.openxmlformats.org/officeDocument/2006/relationships" xmlns:m="http://schemas.openxmlformats.org/officeDocument/2006/math" xmlns:v="urn:schemas-microsoft-com:vml" xmlns:wp14="http://schemas.microsoft.com/office/word/2010/wordprocessingDrawing" xmlns:wp="http://schemas.openxmlformats.org/drawingml/2006/wordprocessingDrawing" xmlns:w10="urn:schemas-microsoft-com:office:word" xmlns:w="http://schemas.openxmlformats.org/wordprocessingml/2006/main" xmlns:w14="http://schemas.microsoft.com/office/word/2010/wordml" xmlns:w15="http://schemas.microsoft.com/office/word/2012/wordml" xmlns:w16cex="http://schemas.microsoft.com/office/word/2018/wordml/cex" xmlns:w16cid="http://schemas.microsoft.com/office/word/2016/wordml/cid" xmlns:w16="http://schemas.microsoft.com/office/word/2018/wordml" xmlns:w16sdtdh="http://schemas.microsoft.com/office/word/2020/wordml/sdtdatahash" xmlns:w16se="http://schemas.microsoft.com/office/word/2015/wordml/symex" xmlns:wpg="http://schemas.microsoft.com/office/word/2010/wordprocessingGroup" xmlns:wpi="http://schemas.microsoft.com/office/word/2010/wordprocessingInk" xmlns:wne="http://schemas.microsoft.com/office/word/2006/wordml" xmlns:wps="http://schemas.microsoft.com/office/word/2010/wordprocessingShape" mc:Ignorable="w14 w15 w16se w16cid w16 w16cex w16sdtdh wp14">
+<w:ftr xmlns:wpc="http://schemas.microsoft.com/office/word/2010/wordprocessingCanvas" xmlns:cx="http://schemas.microsoft.com/office/drawing/2014/chartex" xmlns:cx1="http://schemas.microsoft.com/office/drawing/2015/9/8/chartex" xmlns:cx2="http://schemas.microsoft.com/office/drawing/2015/10/21/chartex" xmlns:cx3="http://schemas.microsoft.com/office/drawing/2016/5/9/chartex" xmlns:cx4="http://schemas.microsoft.com/office/drawing/2016/5/10/chartex" xmlns:cx5="http://schemas.microsoft.com/office/drawing/2016/5/11/chartex" xmlns:cx6="http://schemas.microsoft.com/office/drawing/2016/5/12/chartex" xmlns:cx7="http://schemas.microsoft.com/office/drawing/2016/5/13/chartex" xmlns:cx8="http://schemas.microsoft.com/office/drawing/2016/5/14/chartex" xmlns:mc="http://schemas.openxmlformats.org/markup-compatibility/2006" xmlns:aink="http://schemas.microsoft.com/office/drawing/2016/ink" xmlns:am3d="http://schemas.microsoft.com/office/drawing/2017/model3d" xmlns:o="urn:schemas-microsoft-com:office:office" xmlns:oel="http://schemas.microsoft.com/office/2019/extlst" xmlns:r="http://schemas.openxmlformats.org/officeDocument/2006/relationships" xmlns:m="http://schemas.openxmlformats.org/officeDocument/2006/math" xmlns:v="urn:schemas-microsoft-com:vml" xmlns:wp14="http://schemas.microsoft.com/office/word/2010/wordprocessingDrawing" xmlns:wp="http://schemas.openxmlformats.org/drawingml/2006/wordprocessingDrawing" xmlns:w10="urn:schemas-microsoft-com:office:word" xmlns:w="http://schemas.openxmlformats.org/wordprocessingml/2006/main" xmlns:w14="http://schemas.microsoft.com/office/word/2010/wordml" xmlns:w15="http://schemas.microsoft.com/office/word/2012/wordml" xmlns:w16cex="http://schemas.microsoft.com/office/word/2018/wordml/cex" xmlns:w16cid="http://schemas.microsoft.com/office/word/2016/wordml/cid" xmlns:w16="http://schemas.microsoft.com/office/word/2018/wordml" xmlns:w16du="http://schemas.microsoft.com/office/word/2023/wordml/word16du" xmlns:w16sdtdh="http://schemas.microsoft.com/office/word/2020/wordml/sdtdatahash" xmlns:w16sdtfl="http://schemas.microsoft.com/office/word/2024/wordml/sdtformatlock" xmlns:w16se="http://schemas.microsoft.com/office/word/2015/wordml/symex" xmlns:wpg="http://schemas.microsoft.com/office/word/2010/wordprocessingGroup" xmlns:wpi="http://schemas.microsoft.com/office/word/2010/wordprocessingInk" xmlns:wne="http://schemas.microsoft.com/office/word/2006/wordml" xmlns:wps="http://schemas.microsoft.com/office/word/2010/wordprocessingShape" mc:Ignorable="w14 w15 w16se w16cid w16 w16cex w16sdtdh w16sdtfl w16du wp14">
   <w:p>
     <w:pPr>
       <w:pStyle w:val="Footer"/>
@@ -5044,7 +5150,7 @@
 </file>
 
 <file path=word/footer5.xml><?xml version="1.0" encoding="utf-8"?>
-<w:ftr xmlns:wpc="http://schemas.microsoft.com/office/word/2010/wordprocessingCanvas" xmlns:cx="http://schemas.microsoft.com/office/drawing/2014/chartex" xmlns:cx1="http://schemas.microsoft.com/office/drawing/2015/9/8/chartex" xmlns:cx2="http://schemas.microsoft.com/office/drawing/2015/10/21/chartex" xmlns:cx3="http://schemas.microsoft.com/office/drawing/2016/5/9/chartex" xmlns:cx4="http://schemas.microsoft.com/office/drawing/2016/5/10/chartex" xmlns:cx5="http://schemas.microsoft.com/office/drawing/2016/5/11/chartex" xmlns:cx6="http://schemas.microsoft.com/office/drawing/2016/5/12/chartex" xmlns:cx7="http://schemas.microsoft.com/office/drawing/2016/5/13/chartex" xmlns:cx8="http://schemas.microsoft.com/office/drawing/2016/5/14/chartex" xmlns:mc="http://schemas.openxmlformats.org/markup-compatibility/2006" xmlns:aink="http://schemas.microsoft.com/office/drawing/2016/ink" xmlns:am3d="http://schemas.microsoft.com/office/drawing/2017/model3d" xmlns:o="urn:schemas-microsoft-com:office:office" xmlns:oel="http://schemas.microsoft.com/office/2019/extlst" xmlns:r="http://schemas.openxmlformats.org/officeDocument/2006/relationships" xmlns:m="http://schemas.openxmlformats.org/officeDocument/2006/math" xmlns:v="urn:schemas-microsoft-com:vml" xmlns:wp14="http://schemas.microsoft.com/office/word/2010/wordprocessingDrawing" xmlns:wp="http://schemas.openxmlformats.org/drawingml/2006/wordprocessingDrawing" xmlns:w10="urn:schemas-microsoft-com:office:word" xmlns:w="http://schemas.openxmlformats.org/wordprocessingml/2006/main" xmlns:w14="http://schemas.microsoft.com/office/word/2010/wordml" xmlns:w15="http://schemas.microsoft.com/office/word/2012/wordml" xmlns:w16cex="http://schemas.microsoft.com/office/word/2018/wordml/cex" xmlns:w16cid="http://schemas.microsoft.com/office/word/2016/wordml/cid" xmlns:w16="http://schemas.microsoft.com/office/word/2018/wordml" xmlns:w16sdtdh="http://schemas.microsoft.com/office/word/2020/wordml/sdtdatahash" xmlns:w16se="http://schemas.microsoft.com/office/word/2015/wordml/symex" xmlns:wpg="http://schemas.microsoft.com/office/word/2010/wordprocessingGroup" xmlns:wpi="http://schemas.microsoft.com/office/word/2010/wordprocessingInk" xmlns:wne="http://schemas.microsoft.com/office/word/2006/wordml" xmlns:wps="http://schemas.microsoft.com/office/word/2010/wordprocessingShape" mc:Ignorable="w14 w15 w16se w16cid w16 w16cex w16sdtdh wp14">
+<w:ftr xmlns:wpc="http://schemas.microsoft.com/office/word/2010/wordprocessingCanvas" xmlns:cx="http://schemas.microsoft.com/office/drawing/2014/chartex" xmlns:cx1="http://schemas.microsoft.com/office/drawing/2015/9/8/chartex" xmlns:cx2="http://schemas.microsoft.com/office/drawing/2015/10/21/chartex" xmlns:cx3="http://schemas.microsoft.com/office/drawing/2016/5/9/chartex" xmlns:cx4="http://schemas.microsoft.com/office/drawing/2016/5/10/chartex" xmlns:cx5="http://schemas.microsoft.com/office/drawing/2016/5/11/chartex" xmlns:cx6="http://schemas.microsoft.com/office/drawing/2016/5/12/chartex" xmlns:cx7="http://schemas.microsoft.com/office/drawing/2016/5/13/chartex" xmlns:cx8="http://schemas.microsoft.com/office/drawing/2016/5/14/chartex" xmlns:mc="http://schemas.openxmlformats.org/markup-compatibility/2006" xmlns:aink="http://schemas.microsoft.com/office/drawing/2016/ink" xmlns:am3d="http://schemas.microsoft.com/office/drawing/2017/model3d" xmlns:o="urn:schemas-microsoft-com:office:office" xmlns:oel="http://schemas.microsoft.com/office/2019/extlst" xmlns:r="http://schemas.openxmlformats.org/officeDocument/2006/relationships" xmlns:m="http://schemas.openxmlformats.org/officeDocument/2006/math" xmlns:v="urn:schemas-microsoft-com:vml" xmlns:wp14="http://schemas.microsoft.com/office/word/2010/wordprocessingDrawing" xmlns:wp="http://schemas.openxmlformats.org/drawingml/2006/wordprocessingDrawing" xmlns:w10="urn:schemas-microsoft-com:office:word" xmlns:w="http://schemas.openxmlformats.org/wordprocessingml/2006/main" xmlns:w14="http://schemas.microsoft.com/office/word/2010/wordml" xmlns:w15="http://schemas.microsoft.com/office/word/2012/wordml" xmlns:w16cex="http://schemas.microsoft.com/office/word/2018/wordml/cex" xmlns:w16cid="http://schemas.microsoft.com/office/word/2016/wordml/cid" xmlns:w16="http://schemas.microsoft.com/office/word/2018/wordml" xmlns:w16du="http://schemas.microsoft.com/office/word/2023/wordml/word16du" xmlns:w16sdtdh="http://schemas.microsoft.com/office/word/2020/wordml/sdtdatahash" xmlns:w16sdtfl="http://schemas.microsoft.com/office/word/2024/wordml/sdtformatlock" xmlns:w16se="http://schemas.microsoft.com/office/word/2015/wordml/symex" xmlns:wpg="http://schemas.microsoft.com/office/word/2010/wordprocessingGroup" xmlns:wpi="http://schemas.microsoft.com/office/word/2010/wordprocessingInk" xmlns:wne="http://schemas.microsoft.com/office/word/2006/wordml" xmlns:wps="http://schemas.microsoft.com/office/word/2010/wordprocessingShape" mc:Ignorable="w14 w15 w16se w16cid w16 w16cex w16sdtdh w16sdtfl w16du wp14">
   <w:tbl>
     <w:tblPr>
       <w:tblStyle w:val="TableGrid"/>
@@ -5215,7 +5321,7 @@
 </file>
 
 <file path=word/footer6.xml><?xml version="1.0" encoding="utf-8"?>
-<w:ftr xmlns:wpc="http://schemas.microsoft.com/office/word/2010/wordprocessingCanvas" xmlns:cx="http://schemas.microsoft.com/office/drawing/2014/chartex" xmlns:cx1="http://schemas.microsoft.com/office/drawing/2015/9/8/chartex" xmlns:cx2="http://schemas.microsoft.com/office/drawing/2015/10/21/chartex" xmlns:cx3="http://schemas.microsoft.com/office/drawing/2016/5/9/chartex" xmlns:cx4="http://schemas.microsoft.com/office/drawing/2016/5/10/chartex" xmlns:cx5="http://schemas.microsoft.com/office/drawing/2016/5/11/chartex" xmlns:cx6="http://schemas.microsoft.com/office/drawing/2016/5/12/chartex" xmlns:cx7="http://schemas.microsoft.com/office/drawing/2016/5/13/chartex" xmlns:cx8="http://schemas.microsoft.com/office/drawing/2016/5/14/chartex" xmlns:mc="http://schemas.openxmlformats.org/markup-compatibility/2006" xmlns:aink="http://schemas.microsoft.com/office/drawing/2016/ink" xmlns:am3d="http://schemas.microsoft.com/office/drawing/2017/model3d" xmlns:o="urn:schemas-microsoft-com:office:office" xmlns:oel="http://schemas.microsoft.com/office/2019/extlst" xmlns:r="http://schemas.openxmlformats.org/officeDocument/2006/relationships" xmlns:m="http://schemas.openxmlformats.org/officeDocument/2006/math" xmlns:v="urn:schemas-microsoft-com:vml" xmlns:wp14="http://schemas.microsoft.com/office/word/2010/wordprocessingDrawing" xmlns:wp="http://schemas.openxmlformats.org/drawingml/2006/wordprocessingDrawing" xmlns:w10="urn:schemas-microsoft-com:office:word" xmlns:w="http://schemas.openxmlformats.org/wordprocessingml/2006/main" xmlns:w14="http://schemas.microsoft.com/office/word/2010/wordml" xmlns:w15="http://schemas.microsoft.com/office/word/2012/wordml" xmlns:w16cex="http://schemas.microsoft.com/office/word/2018/wordml/cex" xmlns:w16cid="http://schemas.microsoft.com/office/word/2016/wordml/cid" xmlns:w16="http://schemas.microsoft.com/office/word/2018/wordml" xmlns:w16sdtdh="http://schemas.microsoft.com/office/word/2020/wordml/sdtdatahash" xmlns:w16se="http://schemas.microsoft.com/office/word/2015/wordml/symex" xmlns:wpg="http://schemas.microsoft.com/office/word/2010/wordprocessingGroup" xmlns:wpi="http://schemas.microsoft.com/office/word/2010/wordprocessingInk" xmlns:wne="http://schemas.microsoft.com/office/word/2006/wordml" xmlns:wps="http://schemas.microsoft.com/office/word/2010/wordprocessingShape" mc:Ignorable="w14 w15 w16se w16cid w16 w16cex w16sdtdh wp14">
+<w:ftr xmlns:wpc="http://schemas.microsoft.com/office/word/2010/wordprocessingCanvas" xmlns:cx="http://schemas.microsoft.com/office/drawing/2014/chartex" xmlns:cx1="http://schemas.microsoft.com/office/drawing/2015/9/8/chartex" xmlns:cx2="http://schemas.microsoft.com/office/drawing/2015/10/21/chartex" xmlns:cx3="http://schemas.microsoft.com/office/drawing/2016/5/9/chartex" xmlns:cx4="http://schemas.microsoft.com/office/drawing/2016/5/10/chartex" xmlns:cx5="http://schemas.microsoft.com/office/drawing/2016/5/11/chartex" xmlns:cx6="http://schemas.microsoft.com/office/drawing/2016/5/12/chartex" xmlns:cx7="http://schemas.microsoft.com/office/drawing/2016/5/13/chartex" xmlns:cx8="http://schemas.microsoft.com/office/drawing/2016/5/14/chartex" xmlns:mc="http://schemas.openxmlformats.org/markup-compatibility/2006" xmlns:aink="http://schemas.microsoft.com/office/drawing/2016/ink" xmlns:am3d="http://schemas.microsoft.com/office/drawing/2017/model3d" xmlns:o="urn:schemas-microsoft-com:office:office" xmlns:oel="http://schemas.microsoft.com/office/2019/extlst" xmlns:r="http://schemas.openxmlformats.org/officeDocument/2006/relationships" xmlns:m="http://schemas.openxmlformats.org/officeDocument/2006/math" xmlns:v="urn:schemas-microsoft-com:vml" xmlns:wp14="http://schemas.microsoft.com/office/word/2010/wordprocessingDrawing" xmlns:wp="http://schemas.openxmlformats.org/drawingml/2006/wordprocessingDrawing" xmlns:w10="urn:schemas-microsoft-com:office:word" xmlns:w="http://schemas.openxmlformats.org/wordprocessingml/2006/main" xmlns:w14="http://schemas.microsoft.com/office/word/2010/wordml" xmlns:w15="http://schemas.microsoft.com/office/word/2012/wordml" xmlns:w16cex="http://schemas.microsoft.com/office/word/2018/wordml/cex" xmlns:w16cid="http://schemas.microsoft.com/office/word/2016/wordml/cid" xmlns:w16="http://schemas.microsoft.com/office/word/2018/wordml" xmlns:w16du="http://schemas.microsoft.com/office/word/2023/wordml/word16du" xmlns:w16sdtdh="http://schemas.microsoft.com/office/word/2020/wordml/sdtdatahash" xmlns:w16sdtfl="http://schemas.microsoft.com/office/word/2024/wordml/sdtformatlock" xmlns:w16se="http://schemas.microsoft.com/office/word/2015/wordml/symex" xmlns:wpg="http://schemas.microsoft.com/office/word/2010/wordprocessingGroup" xmlns:wpi="http://schemas.microsoft.com/office/word/2010/wordprocessingInk" xmlns:wne="http://schemas.microsoft.com/office/word/2006/wordml" xmlns:wps="http://schemas.microsoft.com/office/word/2010/wordprocessingShape" mc:Ignorable="w14 w15 w16se w16cid w16 w16cex w16sdtdh w16sdtfl w16du wp14">
   <w:tbl>
     <w:tblPr>
       <w:tblStyle w:val="TableGrid"/>
@@ -5376,7 +5482,7 @@
 </file>
 
 <file path=word/footnotes.xml><?xml version="1.0" encoding="utf-8"?>
-<w:footnotes xmlns:wpc="http://schemas.microsoft.com/office/word/2010/wordprocessingCanvas" xmlns:cx="http://schemas.microsoft.com/office/drawing/2014/chartex" xmlns:cx1="http://schemas.microsoft.com/office/drawing/2015/9/8/chartex" xmlns:cx2="http://schemas.microsoft.com/office/drawing/2015/10/21/chartex" xmlns:cx3="http://schemas.microsoft.com/office/drawing/2016/5/9/chartex" xmlns:cx4="http://schemas.microsoft.com/office/drawing/2016/5/10/chartex" xmlns:cx5="http://schemas.microsoft.com/office/drawing/2016/5/11/chartex" xmlns:cx6="http://schemas.microsoft.com/office/drawing/2016/5/12/chartex" xmlns:cx7="http://schemas.microsoft.com/office/drawing/2016/5/13/chartex" xmlns:cx8="http://schemas.microsoft.com/office/drawing/2016/5/14/chartex" xmlns:mc="http://schemas.openxmlformats.org/markup-compatibility/2006" xmlns:aink="http://schemas.microsoft.com/office/drawing/2016/ink" xmlns:am3d="http://schemas.microsoft.com/office/drawing/2017/model3d" xmlns:o="urn:schemas-microsoft-com:office:office" xmlns:oel="http://schemas.microsoft.com/office/2019/extlst" xmlns:r="http://schemas.openxmlformats.org/officeDocument/2006/relationships" xmlns:m="http://schemas.openxmlformats.org/officeDocument/2006/math" xmlns:v="urn:schemas-microsoft-com:vml" xmlns:wp14="http://schemas.microsoft.com/office/word/2010/wordprocessingDrawing" xmlns:wp="http://schemas.openxmlformats.org/drawingml/2006/wordprocessingDrawing" xmlns:w10="urn:schemas-microsoft-com:office:word" xmlns:w="http://schemas.openxmlformats.org/wordprocessingml/2006/main" xmlns:w14="http://schemas.microsoft.com/office/word/2010/wordml" xmlns:w15="http://schemas.microsoft.com/office/word/2012/wordml" xmlns:w16cex="http://schemas.microsoft.com/office/word/2018/wordml/cex" xmlns:w16cid="http://schemas.microsoft.com/office/word/2016/wordml/cid" xmlns:w16="http://schemas.microsoft.com/office/word/2018/wordml" xmlns:w16sdtdh="http://schemas.microsoft.com/office/word/2020/wordml/sdtdatahash" xmlns:w16se="http://schemas.microsoft.com/office/word/2015/wordml/symex" xmlns:wpg="http://schemas.microsoft.com/office/word/2010/wordprocessingGroup" xmlns:wpi="http://schemas.microsoft.com/office/word/2010/wordprocessingInk" xmlns:wne="http://schemas.microsoft.com/office/word/2006/wordml" xmlns:wps="http://schemas.microsoft.com/office/word/2010/wordprocessingShape" mc:Ignorable="w14 w15 w16se w16cid w16 w16cex w16sdtdh wp14">
+<w:footnotes xmlns:wpc="http://schemas.microsoft.com/office/word/2010/wordprocessingCanvas" xmlns:cx="http://schemas.microsoft.com/office/drawing/2014/chartex" xmlns:cx1="http://schemas.microsoft.com/office/drawing/2015/9/8/chartex" xmlns:cx2="http://schemas.microsoft.com/office/drawing/2015/10/21/chartex" xmlns:cx3="http://schemas.microsoft.com/office/drawing/2016/5/9/chartex" xmlns:cx4="http://schemas.microsoft.com/office/drawing/2016/5/10/chartex" xmlns:cx5="http://schemas.microsoft.com/office/drawing/2016/5/11/chartex" xmlns:cx6="http://schemas.microsoft.com/office/drawing/2016/5/12/chartex" xmlns:cx7="http://schemas.microsoft.com/office/drawing/2016/5/13/chartex" xmlns:cx8="http://schemas.microsoft.com/office/drawing/2016/5/14/chartex" xmlns:mc="http://schemas.openxmlformats.org/markup-compatibility/2006" xmlns:aink="http://schemas.microsoft.com/office/drawing/2016/ink" xmlns:am3d="http://schemas.microsoft.com/office/drawing/2017/model3d" xmlns:o="urn:schemas-microsoft-com:office:office" xmlns:oel="http://schemas.microsoft.com/office/2019/extlst" xmlns:r="http://schemas.openxmlformats.org/officeDocument/2006/relationships" xmlns:m="http://schemas.openxmlformats.org/officeDocument/2006/math" xmlns:v="urn:schemas-microsoft-com:vml" xmlns:wp14="http://schemas.microsoft.com/office/word/2010/wordprocessingDrawing" xmlns:wp="http://schemas.openxmlformats.org/drawingml/2006/wordprocessingDrawing" xmlns:w10="urn:schemas-microsoft-com:office:word" xmlns:w="http://schemas.openxmlformats.org/wordprocessingml/2006/main" xmlns:w14="http://schemas.microsoft.com/office/word/2010/wordml" xmlns:w15="http://schemas.microsoft.com/office/word/2012/wordml" xmlns:w16cex="http://schemas.microsoft.com/office/word/2018/wordml/cex" xmlns:w16cid="http://schemas.microsoft.com/office/word/2016/wordml/cid" xmlns:w16="http://schemas.microsoft.com/office/word/2018/wordml" xmlns:w16du="http://schemas.microsoft.com/office/word/2023/wordml/word16du" xmlns:w16sdtdh="http://schemas.microsoft.com/office/word/2020/wordml/sdtdatahash" xmlns:w16sdtfl="http://schemas.microsoft.com/office/word/2024/wordml/sdtformatlock" xmlns:w16se="http://schemas.microsoft.com/office/word/2015/wordml/symex" xmlns:wpg="http://schemas.microsoft.com/office/word/2010/wordprocessingGroup" xmlns:wpi="http://schemas.microsoft.com/office/word/2010/wordprocessingInk" xmlns:wne="http://schemas.microsoft.com/office/word/2006/wordml" xmlns:wps="http://schemas.microsoft.com/office/word/2010/wordprocessingShape" mc:Ignorable="w14 w15 w16se w16cid w16 w16cex w16sdtdh w16sdtfl w16du wp14">
   <w:footnote w:type="separator" w:id="-1">
     <w:p>
       <w:pPr>
@@ -5405,7 +5511,7 @@
 </file>
 
 <file path=word/header1.xml><?xml version="1.0" encoding="utf-8"?>
-<w:hdr xmlns:wpc="http://schemas.microsoft.com/office/word/2010/wordprocessingCanvas" xmlns:cx="http://schemas.microsoft.com/office/drawing/2014/chartex" xmlns:cx1="http://schemas.microsoft.com/office/drawing/2015/9/8/chartex" xmlns:cx2="http://schemas.microsoft.com/office/drawing/2015/10/21/chartex" xmlns:cx3="http://schemas.microsoft.com/office/drawing/2016/5/9/chartex" xmlns:cx4="http://schemas.microsoft.com/office/drawing/2016/5/10/chartex" xmlns:cx5="http://schemas.microsoft.com/office/drawing/2016/5/11/chartex" xmlns:cx6="http://schemas.microsoft.com/office/drawing/2016/5/12/chartex" xmlns:cx7="http://schemas.microsoft.com/office/drawing/2016/5/13/chartex" xmlns:cx8="http://schemas.microsoft.com/office/drawing/2016/5/14/chartex" xmlns:mc="http://schemas.openxmlformats.org/markup-compatibility/2006" xmlns:aink="http://schemas.microsoft.com/office/drawing/2016/ink" xmlns:am3d="http://schemas.microsoft.com/office/drawing/2017/model3d" xmlns:o="urn:schemas-microsoft-com:office:office" xmlns:oel="http://schemas.microsoft.com/office/2019/extlst" xmlns:r="http://schemas.openxmlformats.org/officeDocument/2006/relationships" xmlns:m="http://schemas.openxmlformats.org/officeDocument/2006/math" xmlns:v="urn:schemas-microsoft-com:vml" xmlns:wp14="http://schemas.microsoft.com/office/word/2010/wordprocessingDrawing" xmlns:wp="http://schemas.openxmlformats.org/drawingml/2006/wordprocessingDrawing" xmlns:w10="urn:schemas-microsoft-com:office:word" xmlns:w="http://schemas.openxmlformats.org/wordprocessingml/2006/main" xmlns:w14="http://schemas.microsoft.com/office/word/2010/wordml" xmlns:w15="http://schemas.microsoft.com/office/word/2012/wordml" xmlns:w16cex="http://schemas.microsoft.com/office/word/2018/wordml/cex" xmlns:w16cid="http://schemas.microsoft.com/office/word/2016/wordml/cid" xmlns:w16="http://schemas.microsoft.com/office/word/2018/wordml" xmlns:w16sdtdh="http://schemas.microsoft.com/office/word/2020/wordml/sdtdatahash" xmlns:w16se="http://schemas.microsoft.com/office/word/2015/wordml/symex" xmlns:wpg="http://schemas.microsoft.com/office/word/2010/wordprocessingGroup" xmlns:wpi="http://schemas.microsoft.com/office/word/2010/wordprocessingInk" xmlns:wne="http://schemas.microsoft.com/office/word/2006/wordml" xmlns:wps="http://schemas.microsoft.com/office/word/2010/wordprocessingShape" mc:Ignorable="w14 w15 w16se w16cid w16 w16cex w16sdtdh wp14">
+<w:hdr xmlns:wpc="http://schemas.microsoft.com/office/word/2010/wordprocessingCanvas" xmlns:cx="http://schemas.microsoft.com/office/drawing/2014/chartex" xmlns:cx1="http://schemas.microsoft.com/office/drawing/2015/9/8/chartex" xmlns:cx2="http://schemas.microsoft.com/office/drawing/2015/10/21/chartex" xmlns:cx3="http://schemas.microsoft.com/office/drawing/2016/5/9/chartex" xmlns:cx4="http://schemas.microsoft.com/office/drawing/2016/5/10/chartex" xmlns:cx5="http://schemas.microsoft.com/office/drawing/2016/5/11/chartex" xmlns:cx6="http://schemas.microsoft.com/office/drawing/2016/5/12/chartex" xmlns:cx7="http://schemas.microsoft.com/office/drawing/2016/5/13/chartex" xmlns:cx8="http://schemas.microsoft.com/office/drawing/2016/5/14/chartex" xmlns:mc="http://schemas.openxmlformats.org/markup-compatibility/2006" xmlns:aink="http://schemas.microsoft.com/office/drawing/2016/ink" xmlns:am3d="http://schemas.microsoft.com/office/drawing/2017/model3d" xmlns:o="urn:schemas-microsoft-com:office:office" xmlns:oel="http://schemas.microsoft.com/office/2019/extlst" xmlns:r="http://schemas.openxmlformats.org/officeDocument/2006/relationships" xmlns:m="http://schemas.openxmlformats.org/officeDocument/2006/math" xmlns:v="urn:schemas-microsoft-com:vml" xmlns:wp14="http://schemas.microsoft.com/office/word/2010/wordprocessingDrawing" xmlns:wp="http://schemas.openxmlformats.org/drawingml/2006/wordprocessingDrawing" xmlns:w10="urn:schemas-microsoft-com:office:word" xmlns:w="http://schemas.openxmlformats.org/wordprocessingml/2006/main" xmlns:w14="http://schemas.microsoft.com/office/word/2010/wordml" xmlns:w15="http://schemas.microsoft.com/office/word/2012/wordml" xmlns:w16cex="http://schemas.microsoft.com/office/word/2018/wordml/cex" xmlns:w16cid="http://schemas.microsoft.com/office/word/2016/wordml/cid" xmlns:w16="http://schemas.microsoft.com/office/word/2018/wordml" xmlns:w16du="http://schemas.microsoft.com/office/word/2023/wordml/word16du" xmlns:w16sdtdh="http://schemas.microsoft.com/office/word/2020/wordml/sdtdatahash" xmlns:w16sdtfl="http://schemas.microsoft.com/office/word/2024/wordml/sdtformatlock" xmlns:w16se="http://schemas.microsoft.com/office/word/2015/wordml/symex" xmlns:wpg="http://schemas.microsoft.com/office/word/2010/wordprocessingGroup" xmlns:wpi="http://schemas.microsoft.com/office/word/2010/wordprocessingInk" xmlns:wne="http://schemas.microsoft.com/office/word/2006/wordml" xmlns:wps="http://schemas.microsoft.com/office/word/2010/wordprocessingShape" mc:Ignorable="w14 w15 w16se w16cid w16 w16cex w16sdtdh w16sdtfl w16du wp14">
   <w:p>
     <w:pPr>
       <w:pStyle w:val="Header"/>
@@ -5415,7 +5521,7 @@
 </file>
 
 <file path=word/header2.xml><?xml version="1.0" encoding="utf-8"?>
-<w:hdr xmlns:wpc="http://schemas.microsoft.com/office/word/2010/wordprocessingCanvas" xmlns:cx="http://schemas.microsoft.com/office/drawing/2014/chartex" xmlns:cx1="http://schemas.microsoft.com/office/drawing/2015/9/8/chartex" xmlns:cx2="http://schemas.microsoft.com/office/drawing/2015/10/21/chartex" xmlns:cx3="http://schemas.microsoft.com/office/drawing/2016/5/9/chartex" xmlns:cx4="http://schemas.microsoft.com/office/drawing/2016/5/10/chartex" xmlns:cx5="http://schemas.microsoft.com/office/drawing/2016/5/11/chartex" xmlns:cx6="http://schemas.microsoft.com/office/drawing/2016/5/12/chartex" xmlns:cx7="http://schemas.microsoft.com/office/drawing/2016/5/13/chartex" xmlns:cx8="http://schemas.microsoft.com/office/drawing/2016/5/14/chartex" xmlns:mc="http://schemas.openxmlformats.org/markup-compatibility/2006" xmlns:aink="http://schemas.microsoft.com/office/drawing/2016/ink" xmlns:am3d="http://schemas.microsoft.com/office/drawing/2017/model3d" xmlns:o="urn:schemas-microsoft-com:office:office" xmlns:oel="http://schemas.microsoft.com/office/2019/extlst" xmlns:r="http://schemas.openxmlformats.org/officeDocument/2006/relationships" xmlns:m="http://schemas.openxmlformats.org/officeDocument/2006/math" xmlns:v="urn:schemas-microsoft-com:vml" xmlns:wp14="http://schemas.microsoft.com/office/word/2010/wordprocessingDrawing" xmlns:wp="http://schemas.openxmlformats.org/drawingml/2006/wordprocessingDrawing" xmlns:w10="urn:schemas-microsoft-com:office:word" xmlns:w="http://schemas.openxmlformats.org/wordprocessingml/2006/main" xmlns:w14="http://schemas.microsoft.com/office/word/2010/wordml" xmlns:w15="http://schemas.microsoft.com/office/word/2012/wordml" xmlns:w16cex="http://schemas.microsoft.com/office/word/2018/wordml/cex" xmlns:w16cid="http://schemas.microsoft.com/office/word/2016/wordml/cid" xmlns:w16="http://schemas.microsoft.com/office/word/2018/wordml" xmlns:w16sdtdh="http://schemas.microsoft.com/office/word/2020/wordml/sdtdatahash" xmlns:w16se="http://schemas.microsoft.com/office/word/2015/wordml/symex" xmlns:wpg="http://schemas.microsoft.com/office/word/2010/wordprocessingGroup" xmlns:wpi="http://schemas.microsoft.com/office/word/2010/wordprocessingInk" xmlns:wne="http://schemas.microsoft.com/office/word/2006/wordml" xmlns:wps="http://schemas.microsoft.com/office/word/2010/wordprocessingShape" mc:Ignorable="w14 w15 w16se w16cid w16 w16cex w16sdtdh wp14">
+<w:hdr xmlns:wpc="http://schemas.microsoft.com/office/word/2010/wordprocessingCanvas" xmlns:cx="http://schemas.microsoft.com/office/drawing/2014/chartex" xmlns:cx1="http://schemas.microsoft.com/office/drawing/2015/9/8/chartex" xmlns:cx2="http://schemas.microsoft.com/office/drawing/2015/10/21/chartex" xmlns:cx3="http://schemas.microsoft.com/office/drawing/2016/5/9/chartex" xmlns:cx4="http://schemas.microsoft.com/office/drawing/2016/5/10/chartex" xmlns:cx5="http://schemas.microsoft.com/office/drawing/2016/5/11/chartex" xmlns:cx6="http://schemas.microsoft.com/office/drawing/2016/5/12/chartex" xmlns:cx7="http://schemas.microsoft.com/office/drawing/2016/5/13/chartex" xmlns:cx8="http://schemas.microsoft.com/office/drawing/2016/5/14/chartex" xmlns:mc="http://schemas.openxmlformats.org/markup-compatibility/2006" xmlns:aink="http://schemas.microsoft.com/office/drawing/2016/ink" xmlns:am3d="http://schemas.microsoft.com/office/drawing/2017/model3d" xmlns:o="urn:schemas-microsoft-com:office:office" xmlns:oel="http://schemas.microsoft.com/office/2019/extlst" xmlns:r="http://schemas.openxmlformats.org/officeDocument/2006/relationships" xmlns:m="http://schemas.openxmlformats.org/officeDocument/2006/math" xmlns:v="urn:schemas-microsoft-com:vml" xmlns:wp14="http://schemas.microsoft.com/office/word/2010/wordprocessingDrawing" xmlns:wp="http://schemas.openxmlformats.org/drawingml/2006/wordprocessingDrawing" xmlns:w10="urn:schemas-microsoft-com:office:word" xmlns:w="http://schemas.openxmlformats.org/wordprocessingml/2006/main" xmlns:w14="http://schemas.microsoft.com/office/word/2010/wordml" xmlns:w15="http://schemas.microsoft.com/office/word/2012/wordml" xmlns:w16cex="http://schemas.microsoft.com/office/word/2018/wordml/cex" xmlns:w16cid="http://schemas.microsoft.com/office/word/2016/wordml/cid" xmlns:w16="http://schemas.microsoft.com/office/word/2018/wordml" xmlns:w16du="http://schemas.microsoft.com/office/word/2023/wordml/word16du" xmlns:w16sdtdh="http://schemas.microsoft.com/office/word/2020/wordml/sdtdatahash" xmlns:w16sdtfl="http://schemas.microsoft.com/office/word/2024/wordml/sdtformatlock" xmlns:w16se="http://schemas.microsoft.com/office/word/2015/wordml/symex" xmlns:wpg="http://schemas.microsoft.com/office/word/2010/wordprocessingGroup" xmlns:wpi="http://schemas.microsoft.com/office/word/2010/wordprocessingInk" xmlns:wne="http://schemas.microsoft.com/office/word/2006/wordml" xmlns:wps="http://schemas.microsoft.com/office/word/2010/wordprocessingShape" mc:Ignorable="w14 w15 w16se w16cid w16 w16cex w16sdtdh w16sdtfl w16du wp14">
   <w:p>
     <w:pPr>
       <w:pStyle w:val="Header"/>
@@ -5425,7 +5531,7 @@
 </file>
 
 <file path=word/header3.xml><?xml version="1.0" encoding="utf-8"?>
-<w:hdr xmlns:wpc="http://schemas.microsoft.com/office/word/2010/wordprocessingCanvas" xmlns:cx="http://schemas.microsoft.com/office/drawing/2014/chartex" xmlns:cx1="http://schemas.microsoft.com/office/drawing/2015/9/8/chartex" xmlns:cx2="http://schemas.microsoft.com/office/drawing/2015/10/21/chartex" xmlns:cx3="http://schemas.microsoft.com/office/drawing/2016/5/9/chartex" xmlns:cx4="http://schemas.microsoft.com/office/drawing/2016/5/10/chartex" xmlns:cx5="http://schemas.microsoft.com/office/drawing/2016/5/11/chartex" xmlns:cx6="http://schemas.microsoft.com/office/drawing/2016/5/12/chartex" xmlns:cx7="http://schemas.microsoft.com/office/drawing/2016/5/13/chartex" xmlns:cx8="http://schemas.microsoft.com/office/drawing/2016/5/14/chartex" xmlns:mc="http://schemas.openxmlformats.org/markup-compatibility/2006" xmlns:aink="http://schemas.microsoft.com/office/drawing/2016/ink" xmlns:am3d="http://schemas.microsoft.com/office/drawing/2017/model3d" xmlns:o="urn:schemas-microsoft-com:office:office" xmlns:oel="http://schemas.microsoft.com/office/2019/extlst" xmlns:r="http://schemas.openxmlformats.org/officeDocument/2006/relationships" xmlns:m="http://schemas.openxmlformats.org/officeDocument/2006/math" xmlns:v="urn:schemas-microsoft-com:vml" xmlns:wp14="http://schemas.microsoft.com/office/word/2010/wordprocessingDrawing" xmlns:wp="http://schemas.openxmlformats.org/drawingml/2006/wordprocessingDrawing" xmlns:w10="urn:schemas-microsoft-com:office:word" xmlns:w="http://schemas.openxmlformats.org/wordprocessingml/2006/main" xmlns:w14="http://schemas.microsoft.com/office/word/2010/wordml" xmlns:w15="http://schemas.microsoft.com/office/word/2012/wordml" xmlns:w16cex="http://schemas.microsoft.com/office/word/2018/wordml/cex" xmlns:w16cid="http://schemas.microsoft.com/office/word/2016/wordml/cid" xmlns:w16="http://schemas.microsoft.com/office/word/2018/wordml" xmlns:w16sdtdh="http://schemas.microsoft.com/office/word/2020/wordml/sdtdatahash" xmlns:w16se="http://schemas.microsoft.com/office/word/2015/wordml/symex" xmlns:wpg="http://schemas.microsoft.com/office/word/2010/wordprocessingGroup" xmlns:wpi="http://schemas.microsoft.com/office/word/2010/wordprocessingInk" xmlns:wne="http://schemas.microsoft.com/office/word/2006/wordml" xmlns:wps="http://schemas.microsoft.com/office/word/2010/wordprocessingShape" mc:Ignorable="w14 w15 w16se w16cid w16 w16cex w16sdtdh wp14">
+<w:hdr xmlns:wpc="http://schemas.microsoft.com/office/word/2010/wordprocessingCanvas" xmlns:cx="http://schemas.microsoft.com/office/drawing/2014/chartex" xmlns:cx1="http://schemas.microsoft.com/office/drawing/2015/9/8/chartex" xmlns:cx2="http://schemas.microsoft.com/office/drawing/2015/10/21/chartex" xmlns:cx3="http://schemas.microsoft.com/office/drawing/2016/5/9/chartex" xmlns:cx4="http://schemas.microsoft.com/office/drawing/2016/5/10/chartex" xmlns:cx5="http://schemas.microsoft.com/office/drawing/2016/5/11/chartex" xmlns:cx6="http://schemas.microsoft.com/office/drawing/2016/5/12/chartex" xmlns:cx7="http://schemas.microsoft.com/office/drawing/2016/5/13/chartex" xmlns:cx8="http://schemas.microsoft.com/office/drawing/2016/5/14/chartex" xmlns:mc="http://schemas.openxmlformats.org/markup-compatibility/2006" xmlns:aink="http://schemas.microsoft.com/office/drawing/2016/ink" xmlns:am3d="http://schemas.microsoft.com/office/drawing/2017/model3d" xmlns:o="urn:schemas-microsoft-com:office:office" xmlns:oel="http://schemas.microsoft.com/office/2019/extlst" xmlns:r="http://schemas.openxmlformats.org/officeDocument/2006/relationships" xmlns:m="http://schemas.openxmlformats.org/officeDocument/2006/math" xmlns:v="urn:schemas-microsoft-com:vml" xmlns:wp14="http://schemas.microsoft.com/office/word/2010/wordprocessingDrawing" xmlns:wp="http://schemas.openxmlformats.org/drawingml/2006/wordprocessingDrawing" xmlns:w10="urn:schemas-microsoft-com:office:word" xmlns:w="http://schemas.openxmlformats.org/wordprocessingml/2006/main" xmlns:w14="http://schemas.microsoft.com/office/word/2010/wordml" xmlns:w15="http://schemas.microsoft.com/office/word/2012/wordml" xmlns:w16cex="http://schemas.microsoft.com/office/word/2018/wordml/cex" xmlns:w16cid="http://schemas.microsoft.com/office/word/2016/wordml/cid" xmlns:w16="http://schemas.microsoft.com/office/word/2018/wordml" xmlns:w16du="http://schemas.microsoft.com/office/word/2023/wordml/word16du" xmlns:w16sdtdh="http://schemas.microsoft.com/office/word/2020/wordml/sdtdatahash" xmlns:w16sdtfl="http://schemas.microsoft.com/office/word/2024/wordml/sdtformatlock" xmlns:w16se="http://schemas.microsoft.com/office/word/2015/wordml/symex" xmlns:wpg="http://schemas.microsoft.com/office/word/2010/wordprocessingGroup" xmlns:wpi="http://schemas.microsoft.com/office/word/2010/wordprocessingInk" xmlns:wne="http://schemas.microsoft.com/office/word/2006/wordml" xmlns:wps="http://schemas.microsoft.com/office/word/2010/wordprocessingShape" mc:Ignorable="w14 w15 w16se w16cid w16 w16cex w16sdtdh w16sdtfl w16du wp14">
   <w:p>
     <w:pPr>
       <w:pStyle w:val="Header"/>
@@ -5504,7 +5610,7 @@
 </file>
 
 <file path=word/header4.xml><?xml version="1.0" encoding="utf-8"?>
-<w:hdr xmlns:wpc="http://schemas.microsoft.com/office/word/2010/wordprocessingCanvas" xmlns:cx="http://schemas.microsoft.com/office/drawing/2014/chartex" xmlns:cx1="http://schemas.microsoft.com/office/drawing/2015/9/8/chartex" xmlns:cx2="http://schemas.microsoft.com/office/drawing/2015/10/21/chartex" xmlns:cx3="http://schemas.microsoft.com/office/drawing/2016/5/9/chartex" xmlns:cx4="http://schemas.microsoft.com/office/drawing/2016/5/10/chartex" xmlns:cx5="http://schemas.microsoft.com/office/drawing/2016/5/11/chartex" xmlns:cx6="http://schemas.microsoft.com/office/drawing/2016/5/12/chartex" xmlns:cx7="http://schemas.microsoft.com/office/drawing/2016/5/13/chartex" xmlns:cx8="http://schemas.microsoft.com/office/drawing/2016/5/14/chartex" xmlns:mc="http://schemas.openxmlformats.org/markup-compatibility/2006" xmlns:aink="http://schemas.microsoft.com/office/drawing/2016/ink" xmlns:am3d="http://schemas.microsoft.com/office/drawing/2017/model3d" xmlns:o="urn:schemas-microsoft-com:office:office" xmlns:oel="http://schemas.microsoft.com/office/2019/extlst" xmlns:r="http://schemas.openxmlformats.org/officeDocument/2006/relationships" xmlns:m="http://schemas.openxmlformats.org/officeDocument/2006/math" xmlns:v="urn:schemas-microsoft-com:vml" xmlns:wp14="http://schemas.microsoft.com/office/word/2010/wordprocessingDrawing" xmlns:wp="http://schemas.openxmlformats.org/drawingml/2006/wordprocessingDrawing" xmlns:w10="urn:schemas-microsoft-com:office:word" xmlns:w="http://schemas.openxmlformats.org/wordprocessingml/2006/main" xmlns:w14="http://schemas.microsoft.com/office/word/2010/wordml" xmlns:w15="http://schemas.microsoft.com/office/word/2012/wordml" xmlns:w16cex="http://schemas.microsoft.com/office/word/2018/wordml/cex" xmlns:w16cid="http://schemas.microsoft.com/office/word/2016/wordml/cid" xmlns:w16="http://schemas.microsoft.com/office/word/2018/wordml" xmlns:w16sdtdh="http://schemas.microsoft.com/office/word/2020/wordml/sdtdatahash" xmlns:w16se="http://schemas.microsoft.com/office/word/2015/wordml/symex" xmlns:wpg="http://schemas.microsoft.com/office/word/2010/wordprocessingGroup" xmlns:wpi="http://schemas.microsoft.com/office/word/2010/wordprocessingInk" xmlns:wne="http://schemas.microsoft.com/office/word/2006/wordml" xmlns:wps="http://schemas.microsoft.com/office/word/2010/wordprocessingShape" mc:Ignorable="w14 w15 w16se w16cid w16 w16cex w16sdtdh wp14">
+<w:hdr xmlns:wpc="http://schemas.microsoft.com/office/word/2010/wordprocessingCanvas" xmlns:cx="http://schemas.microsoft.com/office/drawing/2014/chartex" xmlns:cx1="http://schemas.microsoft.com/office/drawing/2015/9/8/chartex" xmlns:cx2="http://schemas.microsoft.com/office/drawing/2015/10/21/chartex" xmlns:cx3="http://schemas.microsoft.com/office/drawing/2016/5/9/chartex" xmlns:cx4="http://schemas.microsoft.com/office/drawing/2016/5/10/chartex" xmlns:cx5="http://schemas.microsoft.com/office/drawing/2016/5/11/chartex" xmlns:cx6="http://schemas.microsoft.com/office/drawing/2016/5/12/chartex" xmlns:cx7="http://schemas.microsoft.com/office/drawing/2016/5/13/chartex" xmlns:cx8="http://schemas.microsoft.com/office/drawing/2016/5/14/chartex" xmlns:mc="http://schemas.openxmlformats.org/markup-compatibility/2006" xmlns:aink="http://schemas.microsoft.com/office/drawing/2016/ink" xmlns:am3d="http://schemas.microsoft.com/office/drawing/2017/model3d" xmlns:o="urn:schemas-microsoft-com:office:office" xmlns:oel="http://schemas.microsoft.com/office/2019/extlst" xmlns:r="http://schemas.openxmlformats.org/officeDocument/2006/relationships" xmlns:m="http://schemas.openxmlformats.org/officeDocument/2006/math" xmlns:v="urn:schemas-microsoft-com:vml" xmlns:wp14="http://schemas.microsoft.com/office/word/2010/wordprocessingDrawing" xmlns:wp="http://schemas.openxmlformats.org/drawingml/2006/wordprocessingDrawing" xmlns:w10="urn:schemas-microsoft-com:office:word" xmlns:w="http://schemas.openxmlformats.org/wordprocessingml/2006/main" xmlns:w14="http://schemas.microsoft.com/office/word/2010/wordml" xmlns:w15="http://schemas.microsoft.com/office/word/2012/wordml" xmlns:w16cex="http://schemas.microsoft.com/office/word/2018/wordml/cex" xmlns:w16cid="http://schemas.microsoft.com/office/word/2016/wordml/cid" xmlns:w16="http://schemas.microsoft.com/office/word/2018/wordml" xmlns:w16du="http://schemas.microsoft.com/office/word/2023/wordml/word16du" xmlns:w16sdtdh="http://schemas.microsoft.com/office/word/2020/wordml/sdtdatahash" xmlns:w16sdtfl="http://schemas.microsoft.com/office/word/2024/wordml/sdtformatlock" xmlns:w16se="http://schemas.microsoft.com/office/word/2015/wordml/symex" xmlns:wpg="http://schemas.microsoft.com/office/word/2010/wordprocessingGroup" xmlns:wpi="http://schemas.microsoft.com/office/word/2010/wordprocessingInk" xmlns:wne="http://schemas.microsoft.com/office/word/2006/wordml" xmlns:wps="http://schemas.microsoft.com/office/word/2010/wordprocessingShape" mc:Ignorable="w14 w15 w16se w16cid w16 w16cex w16sdtdh w16sdtfl w16du wp14">
   <w:p>
     <w:pPr>
       <w:pStyle w:val="Header"/>
@@ -5515,7 +5621,7 @@
 </file>
 
 <file path=word/header5.xml><?xml version="1.0" encoding="utf-8"?>
-<w:hdr xmlns:wpc="http://schemas.microsoft.com/office/word/2010/wordprocessingCanvas" xmlns:cx="http://schemas.microsoft.com/office/drawing/2014/chartex" xmlns:cx1="http://schemas.microsoft.com/office/drawing/2015/9/8/chartex" xmlns:cx2="http://schemas.microsoft.com/office/drawing/2015/10/21/chartex" xmlns:cx3="http://schemas.microsoft.com/office/drawing/2016/5/9/chartex" xmlns:cx4="http://schemas.microsoft.com/office/drawing/2016/5/10/chartex" xmlns:cx5="http://schemas.microsoft.com/office/drawing/2016/5/11/chartex" xmlns:cx6="http://schemas.microsoft.com/office/drawing/2016/5/12/chartex" xmlns:cx7="http://schemas.microsoft.com/office/drawing/2016/5/13/chartex" xmlns:cx8="http://schemas.microsoft.com/office/drawing/2016/5/14/chartex" xmlns:mc="http://schemas.openxmlformats.org/markup-compatibility/2006" xmlns:aink="http://schemas.microsoft.com/office/drawing/2016/ink" xmlns:am3d="http://schemas.microsoft.com/office/drawing/2017/model3d" xmlns:o="urn:schemas-microsoft-com:office:office" xmlns:oel="http://schemas.microsoft.com/office/2019/extlst" xmlns:r="http://schemas.openxmlformats.org/officeDocument/2006/relationships" xmlns:m="http://schemas.openxmlformats.org/officeDocument/2006/math" xmlns:v="urn:schemas-microsoft-com:vml" xmlns:wp14="http://schemas.microsoft.com/office/word/2010/wordprocessingDrawing" xmlns:wp="http://schemas.openxmlformats.org/drawingml/2006/wordprocessingDrawing" xmlns:w10="urn:schemas-microsoft-com:office:word" xmlns:w="http://schemas.openxmlformats.org/wordprocessingml/2006/main" xmlns:w14="http://schemas.microsoft.com/office/word/2010/wordml" xmlns:w15="http://schemas.microsoft.com/office/word/2012/wordml" xmlns:w16cex="http://schemas.microsoft.com/office/word/2018/wordml/cex" xmlns:w16cid="http://schemas.microsoft.com/office/word/2016/wordml/cid" xmlns:w16="http://schemas.microsoft.com/office/word/2018/wordml" xmlns:w16sdtdh="http://schemas.microsoft.com/office/word/2020/wordml/sdtdatahash" xmlns:w16se="http://schemas.microsoft.com/office/word/2015/wordml/symex" xmlns:wpg="http://schemas.microsoft.com/office/word/2010/wordprocessingGroup" xmlns:wpi="http://schemas.microsoft.com/office/word/2010/wordprocessingInk" xmlns:wne="http://schemas.microsoft.com/office/word/2006/wordml" xmlns:wps="http://schemas.microsoft.com/office/word/2010/wordprocessingShape" mc:Ignorable="w14 w15 w16se w16cid w16 w16cex w16sdtdh wp14">
+<w:hdr xmlns:wpc="http://schemas.microsoft.com/office/word/2010/wordprocessingCanvas" xmlns:cx="http://schemas.microsoft.com/office/drawing/2014/chartex" xmlns:cx1="http://schemas.microsoft.com/office/drawing/2015/9/8/chartex" xmlns:cx2="http://schemas.microsoft.com/office/drawing/2015/10/21/chartex" xmlns:cx3="http://schemas.microsoft.com/office/drawing/2016/5/9/chartex" xmlns:cx4="http://schemas.microsoft.com/office/drawing/2016/5/10/chartex" xmlns:cx5="http://schemas.microsoft.com/office/drawing/2016/5/11/chartex" xmlns:cx6="http://schemas.microsoft.com/office/drawing/2016/5/12/chartex" xmlns:cx7="http://schemas.microsoft.com/office/drawing/2016/5/13/chartex" xmlns:cx8="http://schemas.microsoft.com/office/drawing/2016/5/14/chartex" xmlns:mc="http://schemas.openxmlformats.org/markup-compatibility/2006" xmlns:aink="http://schemas.microsoft.com/office/drawing/2016/ink" xmlns:am3d="http://schemas.microsoft.com/office/drawing/2017/model3d" xmlns:o="urn:schemas-microsoft-com:office:office" xmlns:oel="http://schemas.microsoft.com/office/2019/extlst" xmlns:r="http://schemas.openxmlformats.org/officeDocument/2006/relationships" xmlns:m="http://schemas.openxmlformats.org/officeDocument/2006/math" xmlns:v="urn:schemas-microsoft-com:vml" xmlns:wp14="http://schemas.microsoft.com/office/word/2010/wordprocessingDrawing" xmlns:wp="http://schemas.openxmlformats.org/drawingml/2006/wordprocessingDrawing" xmlns:w10="urn:schemas-microsoft-com:office:word" xmlns:w="http://schemas.openxmlformats.org/wordprocessingml/2006/main" xmlns:w14="http://schemas.microsoft.com/office/word/2010/wordml" xmlns:w15="http://schemas.microsoft.com/office/word/2012/wordml" xmlns:w16cex="http://schemas.microsoft.com/office/word/2018/wordml/cex" xmlns:w16cid="http://schemas.microsoft.com/office/word/2016/wordml/cid" xmlns:w16="http://schemas.microsoft.com/office/word/2018/wordml" xmlns:w16du="http://schemas.microsoft.com/office/word/2023/wordml/word16du" xmlns:w16sdtdh="http://schemas.microsoft.com/office/word/2020/wordml/sdtdatahash" xmlns:w16sdtfl="http://schemas.microsoft.com/office/word/2024/wordml/sdtformatlock" xmlns:w16se="http://schemas.microsoft.com/office/word/2015/wordml/symex" xmlns:wpg="http://schemas.microsoft.com/office/word/2010/wordprocessingGroup" xmlns:wpi="http://schemas.microsoft.com/office/word/2010/wordprocessingInk" xmlns:wne="http://schemas.microsoft.com/office/word/2006/wordml" xmlns:wps="http://schemas.microsoft.com/office/word/2010/wordprocessingShape" mc:Ignorable="w14 w15 w16se w16cid w16 w16cex w16sdtdh w16sdtfl w16du wp14">
   <w:p>
     <w:pPr>
       <w:pStyle w:val="Header"/>
@@ -5525,7 +5631,7 @@
 </file>
 
 <file path=word/header6.xml><?xml version="1.0" encoding="utf-8"?>
-<w:hdr xmlns:wpc="http://schemas.microsoft.com/office/word/2010/wordprocessingCanvas" xmlns:cx="http://schemas.microsoft.com/office/drawing/2014/chartex" xmlns:cx1="http://schemas.microsoft.com/office/drawing/2015/9/8/chartex" xmlns:cx2="http://schemas.microsoft.com/office/drawing/2015/10/21/chartex" xmlns:cx3="http://schemas.microsoft.com/office/drawing/2016/5/9/chartex" xmlns:cx4="http://schemas.microsoft.com/office/drawing/2016/5/10/chartex" xmlns:cx5="http://schemas.microsoft.com/office/drawing/2016/5/11/chartex" xmlns:cx6="http://schemas.microsoft.com/office/drawing/2016/5/12/chartex" xmlns:cx7="http://schemas.microsoft.com/office/drawing/2016/5/13/chartex" xmlns:cx8="http://schemas.microsoft.com/office/drawing/2016/5/14/chartex" xmlns:mc="http://schemas.openxmlformats.org/markup-compatibility/2006" xmlns:aink="http://schemas.microsoft.com/office/drawing/2016/ink" xmlns:am3d="http://schemas.microsoft.com/office/drawing/2017/model3d" xmlns:o="urn:schemas-microsoft-com:office:office" xmlns:oel="http://schemas.microsoft.com/office/2019/extlst" xmlns:r="http://schemas.openxmlformats.org/officeDocument/2006/relationships" xmlns:m="http://schemas.openxmlformats.org/officeDocument/2006/math" xmlns:v="urn:schemas-microsoft-com:vml" xmlns:wp14="http://schemas.microsoft.com/office/word/2010/wordprocessingDrawing" xmlns:wp="http://schemas.openxmlformats.org/drawingml/2006/wordprocessingDrawing" xmlns:w10="urn:schemas-microsoft-com:office:word" xmlns:w="http://schemas.openxmlformats.org/wordprocessingml/2006/main" xmlns:w14="http://schemas.microsoft.com/office/word/2010/wordml" xmlns:w15="http://schemas.microsoft.com/office/word/2012/wordml" xmlns:w16cex="http://schemas.microsoft.com/office/word/2018/wordml/cex" xmlns:w16cid="http://schemas.microsoft.com/office/word/2016/wordml/cid" xmlns:w16="http://schemas.microsoft.com/office/word/2018/wordml" xmlns:w16sdtdh="http://schemas.microsoft.com/office/word/2020/wordml/sdtdatahash" xmlns:w16se="http://schemas.microsoft.com/office/word/2015/wordml/symex" xmlns:wpg="http://schemas.microsoft.com/office/word/2010/wordprocessingGroup" xmlns:wpi="http://schemas.microsoft.com/office/word/2010/wordprocessingInk" xmlns:wne="http://schemas.microsoft.com/office/word/2006/wordml" xmlns:wps="http://schemas.microsoft.com/office/word/2010/wordprocessingShape" mc:Ignorable="w14 w15 w16se w16cid w16 w16cex w16sdtdh wp14">
+<w:hdr xmlns:wpc="http://schemas.microsoft.com/office/word/2010/wordprocessingCanvas" xmlns:cx="http://schemas.microsoft.com/office/drawing/2014/chartex" xmlns:cx1="http://schemas.microsoft.com/office/drawing/2015/9/8/chartex" xmlns:cx2="http://schemas.microsoft.com/office/drawing/2015/10/21/chartex" xmlns:cx3="http://schemas.microsoft.com/office/drawing/2016/5/9/chartex" xmlns:cx4="http://schemas.microsoft.com/office/drawing/2016/5/10/chartex" xmlns:cx5="http://schemas.microsoft.com/office/drawing/2016/5/11/chartex" xmlns:cx6="http://schemas.microsoft.com/office/drawing/2016/5/12/chartex" xmlns:cx7="http://schemas.microsoft.com/office/drawing/2016/5/13/chartex" xmlns:cx8="http://schemas.microsoft.com/office/drawing/2016/5/14/chartex" xmlns:mc="http://schemas.openxmlformats.org/markup-compatibility/2006" xmlns:aink="http://schemas.microsoft.com/office/drawing/2016/ink" xmlns:am3d="http://schemas.microsoft.com/office/drawing/2017/model3d" xmlns:o="urn:schemas-microsoft-com:office:office" xmlns:oel="http://schemas.microsoft.com/office/2019/extlst" xmlns:r="http://schemas.openxmlformats.org/officeDocument/2006/relationships" xmlns:m="http://schemas.openxmlformats.org/officeDocument/2006/math" xmlns:v="urn:schemas-microsoft-com:vml" xmlns:wp14="http://schemas.microsoft.com/office/word/2010/wordprocessingDrawing" xmlns:wp="http://schemas.openxmlformats.org/drawingml/2006/wordprocessingDrawing" xmlns:w10="urn:schemas-microsoft-com:office:word" xmlns:w="http://schemas.openxmlformats.org/wordprocessingml/2006/main" xmlns:w14="http://schemas.microsoft.com/office/word/2010/wordml" xmlns:w15="http://schemas.microsoft.com/office/word/2012/wordml" xmlns:w16cex="http://schemas.microsoft.com/office/word/2018/wordml/cex" xmlns:w16cid="http://schemas.microsoft.com/office/word/2016/wordml/cid" xmlns:w16="http://schemas.microsoft.com/office/word/2018/wordml" xmlns:w16du="http://schemas.microsoft.com/office/word/2023/wordml/word16du" xmlns:w16sdtdh="http://schemas.microsoft.com/office/word/2020/wordml/sdtdatahash" xmlns:w16sdtfl="http://schemas.microsoft.com/office/word/2024/wordml/sdtformatlock" xmlns:w16se="http://schemas.microsoft.com/office/word/2015/wordml/symex" xmlns:wpg="http://schemas.microsoft.com/office/word/2010/wordprocessingGroup" xmlns:wpi="http://schemas.microsoft.com/office/word/2010/wordprocessingInk" xmlns:wne="http://schemas.microsoft.com/office/word/2006/wordml" xmlns:wps="http://schemas.microsoft.com/office/word/2010/wordprocessingShape" mc:Ignorable="w14 w15 w16se w16cid w16 w16cex w16sdtdh w16sdtfl w16du wp14">
   <w:p>
     <w:pPr>
       <w:pStyle w:val="Header"/>
@@ -5535,7 +5641,7 @@
 </file>
 
 <file path=word/numbering.xml><?xml version="1.0" encoding="utf-8"?>
-<w:numbering xmlns:wpc="http://schemas.microsoft.com/office/word/2010/wordprocessingCanvas" xmlns:cx="http://schemas.microsoft.com/office/drawing/2014/chartex" xmlns:cx1="http://schemas.microsoft.com/office/drawing/2015/9/8/chartex" xmlns:cx2="http://schemas.microsoft.com/office/drawing/2015/10/21/chartex" xmlns:cx3="http://schemas.microsoft.com/office/drawing/2016/5/9/chartex" xmlns:cx4="http://schemas.microsoft.com/office/drawing/2016/5/10/chartex" xmlns:cx5="http://schemas.microsoft.com/office/drawing/2016/5/11/chartex" xmlns:cx6="http://schemas.microsoft.com/office/drawing/2016/5/12/chartex" xmlns:cx7="http://schemas.microsoft.com/office/drawing/2016/5/13/chartex" xmlns:cx8="http://schemas.microsoft.com/office/drawing/2016/5/14/chartex" xmlns:mc="http://schemas.openxmlformats.org/markup-compatibility/2006" xmlns:aink="http://schemas.microsoft.com/office/drawing/2016/ink" xmlns:am3d="http://schemas.microsoft.com/office/drawing/2017/model3d" xmlns:o="urn:schemas-microsoft-com:office:office" xmlns:oel="http://schemas.microsoft.com/office/2019/extlst" xmlns:r="http://schemas.openxmlformats.org/officeDocument/2006/relationships" xmlns:m="http://schemas.openxmlformats.org/officeDocument/2006/math" xmlns:v="urn:schemas-microsoft-com:vml" xmlns:wp14="http://schemas.microsoft.com/office/word/2010/wordprocessingDrawing" xmlns:wp="http://schemas.openxmlformats.org/drawingml/2006/wordprocessingDrawing" xmlns:w10="urn:schemas-microsoft-com:office:word" xmlns:w="http://schemas.openxmlformats.org/wordprocessingml/2006/main" xmlns:w14="http://schemas.microsoft.com/office/word/2010/wordml" xmlns:w15="http://schemas.microsoft.com/office/word/2012/wordml" xmlns:w16cex="http://schemas.microsoft.com/office/word/2018/wordml/cex" xmlns:w16cid="http://schemas.microsoft.com/office/word/2016/wordml/cid" xmlns:w16="http://schemas.microsoft.com/office/word/2018/wordml" xmlns:w16sdtdh="http://schemas.microsoft.com/office/word/2020/wordml/sdtdatahash" xmlns:w16se="http://schemas.microsoft.com/office/word/2015/wordml/symex" xmlns:wpg="http://schemas.microsoft.com/office/word/2010/wordprocessingGroup" xmlns:wpi="http://schemas.microsoft.com/office/word/2010/wordprocessingInk" xmlns:wne="http://schemas.microsoft.com/office/word/2006/wordml" xmlns:wps="http://schemas.microsoft.com/office/word/2010/wordprocessingShape" mc:Ignorable="w14 w15 w16se w16cid w16 w16cex w16sdtdh wp14">
+<w:numbering xmlns:wpc="http://schemas.microsoft.com/office/word/2010/wordprocessingCanvas" xmlns:cx="http://schemas.microsoft.com/office/drawing/2014/chartex" xmlns:cx1="http://schemas.microsoft.com/office/drawing/2015/9/8/chartex" xmlns:cx2="http://schemas.microsoft.com/office/drawing/2015/10/21/chartex" xmlns:cx3="http://schemas.microsoft.com/office/drawing/2016/5/9/chartex" xmlns:cx4="http://schemas.microsoft.com/office/drawing/2016/5/10/chartex" xmlns:cx5="http://schemas.microsoft.com/office/drawing/2016/5/11/chartex" xmlns:cx6="http://schemas.microsoft.com/office/drawing/2016/5/12/chartex" xmlns:cx7="http://schemas.microsoft.com/office/drawing/2016/5/13/chartex" xmlns:cx8="http://schemas.microsoft.com/office/drawing/2016/5/14/chartex" xmlns:mc="http://schemas.openxmlformats.org/markup-compatibility/2006" xmlns:aink="http://schemas.microsoft.com/office/drawing/2016/ink" xmlns:am3d="http://schemas.microsoft.com/office/drawing/2017/model3d" xmlns:o="urn:schemas-microsoft-com:office:office" xmlns:oel="http://schemas.microsoft.com/office/2019/extlst" xmlns:r="http://schemas.openxmlformats.org/officeDocument/2006/relationships" xmlns:m="http://schemas.openxmlformats.org/officeDocument/2006/math" xmlns:v="urn:schemas-microsoft-com:vml" xmlns:wp14="http://schemas.microsoft.com/office/word/2010/wordprocessingDrawing" xmlns:wp="http://schemas.openxmlformats.org/drawingml/2006/wordprocessingDrawing" xmlns:w10="urn:schemas-microsoft-com:office:word" xmlns:w="http://schemas.openxmlformats.org/wordprocessingml/2006/main" xmlns:w14="http://schemas.microsoft.com/office/word/2010/wordml" xmlns:w15="http://schemas.microsoft.com/office/word/2012/wordml" xmlns:w16cex="http://schemas.microsoft.com/office/word/2018/wordml/cex" xmlns:w16cid="http://schemas.microsoft.com/office/word/2016/wordml/cid" xmlns:w16="http://schemas.microsoft.com/office/word/2018/wordml" xmlns:w16du="http://schemas.microsoft.com/office/word/2023/wordml/word16du" xmlns:w16sdtdh="http://schemas.microsoft.com/office/word/2020/wordml/sdtdatahash" xmlns:w16sdtfl="http://schemas.microsoft.com/office/word/2024/wordml/sdtformatlock" xmlns:w16se="http://schemas.microsoft.com/office/word/2015/wordml/symex" xmlns:wpg="http://schemas.microsoft.com/office/word/2010/wordprocessingGroup" xmlns:wpi="http://schemas.microsoft.com/office/word/2010/wordprocessingInk" xmlns:wne="http://schemas.microsoft.com/office/word/2006/wordml" xmlns:wps="http://schemas.microsoft.com/office/word/2010/wordprocessingShape" mc:Ignorable="w14 w15 w16se w16cid w16 w16cex w16sdtdh w16sdtfl w16du wp14">
   <w:numPicBullet w:numPicBulletId="0">
     <w:pict>
       <v:shapetype id="_x0000_t75" coordsize="21600,21600" o:spt="75" o:preferrelative="t" path="m@4@5l@4@11@9@11@9@5xe" filled="f" stroked="f">
@@ -5557,7 +5663,7 @@
         <v:path o:extrusionok="f" gradientshapeok="t" o:connecttype="rect"/>
         <o:lock v:ext="edit" aspectratio="t"/>
       </v:shapetype>
-      <v:shape id="_x0000_i1257" type="#_x0000_t75" style="width:20.25pt;height:20.25pt" o:bullet="t">
+      <v:shape id="_x0000_i1025" type="#_x0000_t75" style="width:20.25pt;height:20.25pt" o:bullet="t">
         <v:imagedata r:id="rId1" o:title="clip_image001"/>
       </v:shape>
     </w:pict>
@@ -8672,7 +8778,7 @@
 </file>
 
 <file path=word/styles.xml><?xml version="1.0" encoding="utf-8"?>
-<w:styles xmlns:mc="http://schemas.openxmlformats.org/markup-compatibility/2006" xmlns:r="http://schemas.openxmlformats.org/officeDocument/2006/relationships" xmlns:w="http://schemas.openxmlformats.org/wordprocessingml/2006/main" xmlns:w14="http://schemas.microsoft.com/office/word/2010/wordml" xmlns:w15="http://schemas.microsoft.com/office/word/2012/wordml" xmlns:w16cex="http://schemas.microsoft.com/office/word/2018/wordml/cex" xmlns:w16cid="http://schemas.microsoft.com/office/word/2016/wordml/cid" xmlns:w16="http://schemas.microsoft.com/office/word/2018/wordml" xmlns:w16sdtdh="http://schemas.microsoft.com/office/word/2020/wordml/sdtdatahash" xmlns:w16se="http://schemas.microsoft.com/office/word/2015/wordml/symex" mc:Ignorable="w14 w15 w16se w16cid w16 w16cex w16sdtdh">
+<w:styles xmlns:mc="http://schemas.openxmlformats.org/markup-compatibility/2006" xmlns:r="http://schemas.openxmlformats.org/officeDocument/2006/relationships" xmlns:w="http://schemas.openxmlformats.org/wordprocessingml/2006/main" xmlns:w14="http://schemas.microsoft.com/office/word/2010/wordml" xmlns:w15="http://schemas.microsoft.com/office/word/2012/wordml" xmlns:w16cex="http://schemas.microsoft.com/office/word/2018/wordml/cex" xmlns:w16cid="http://schemas.microsoft.com/office/word/2016/wordml/cid" xmlns:w16="http://schemas.microsoft.com/office/word/2018/wordml" xmlns:w16du="http://schemas.microsoft.com/office/word/2023/wordml/word16du" xmlns:w16sdtdh="http://schemas.microsoft.com/office/word/2020/wordml/sdtdatahash" xmlns:w16sdtfl="http://schemas.microsoft.com/office/word/2024/wordml/sdtformatlock" xmlns:w16se="http://schemas.microsoft.com/office/word/2015/wordml/symex" mc:Ignorable="w14 w15 w16se w16cid w16 w16cex w16sdtdh w16sdtfl w16du">
   <w:docDefaults>
     <w:rPrDefault>
       <w:rPr>
@@ -25204,9 +25310,6 @@
         <w:insideV w:val="single" w:sz="4" w:space="0" w:color="51534A"/>
       </w:tblBorders>
     </w:tblPr>
-    <w:tcPr>
-      <w:shd w:val="clear" w:color="auto" w:fill="auto"/>
-    </w:tcPr>
     <w:tblStylePr w:type="firstRow">
       <w:rPr>
         <w:rFonts w:asciiTheme="minorHAnsi" w:hAnsiTheme="minorHAnsi"/>
